--- a/assets/downloads/simulation-9/rubric.docx
+++ b/assets/downloads/simulation-9/rubric.docx
@@ -1,13 +1,12 @@
 
 <file path=word/document.xml><?xml version="1.0" encoding="utf-8"?>
-<w:document xmlns:wpc="http://schemas.microsoft.com/office/word/2010/wordprocessingCanvas" xmlns:cx="http://schemas.microsoft.com/office/drawing/2014/chartex" xmlns:cx1="http://schemas.microsoft.com/office/drawing/2015/9/8/chartex" xmlns:cx2="http://schemas.microsoft.com/office/drawing/2015/10/21/chartex" xmlns:cx3="http://schemas.microsoft.com/office/drawing/2016/5/9/chartex" xmlns:cx4="http://schemas.microsoft.com/office/drawing/2016/5/10/chartex" xmlns:cx5="http://schemas.microsoft.com/office/drawing/2016/5/11/chartex" xmlns:cx6="http://schemas.microsoft.com/office/drawing/2016/5/12/chartex" xmlns:cx7="http://schemas.microsoft.com/office/drawing/2016/5/13/chartex" xmlns:cx8="http://schemas.microsoft.com/office/drawing/2016/5/14/chartex" xmlns:mc="http://schemas.openxmlformats.org/markup-compatibility/2006" xmlns:aink="http://schemas.microsoft.com/office/drawing/2016/ink" xmlns:am3d="http://schemas.microsoft.com/office/drawing/2017/model3d" xmlns:o="urn:schemas-microsoft-com:office:office" xmlns:oel="http://schemas.microsoft.com/office/2019/extlst" xmlns:r="http://schemas.openxmlformats.org/officeDocument/2006/relationships" xmlns:m="http://schemas.openxmlformats.org/officeDocument/2006/math" xmlns:v="urn:schemas-microsoft-com:vml" xmlns:wp14="http://schemas.microsoft.com/office/word/2010/wordprocessingDrawing" xmlns:wp="http://schemas.openxmlformats.org/drawingml/2006/wordprocessingDrawing" xmlns:w10="urn:schemas-microsoft-com:office:word" xmlns:w="http://schemas.openxmlformats.org/wordprocessingml/2006/main" xmlns:w14="http://schemas.microsoft.com/office/word/2010/wordml" xmlns:w15="http://schemas.microsoft.com/office/word/2012/wordml" xmlns:w16cei="http://schemas.microsoft.com/office/word/2026/wordml/cei" xmlns:w16cex="http://schemas.microsoft.com/office/word/2018/wordml/cex" xmlns:w16cid="http://schemas.microsoft.com/office/word/2016/wordml/cid" xmlns:w16="http://schemas.microsoft.com/office/word/2018/wordml" xmlns:w16du="http://schemas.microsoft.com/office/word/2023/wordml/word16du" xmlns:w16sdtdh="http://schemas.microsoft.com/office/word/2020/wordml/sdtdatahash" xmlns:w16sdtfl="http://schemas.microsoft.com/office/word/2024/wordml/sdtformatlock" xmlns:w16se="http://schemas.microsoft.com/office/word/2015/wordml/symex" xmlns:wpg="http://schemas.microsoft.com/office/word/2010/wordprocessingGroup" xmlns:wpi="http://schemas.microsoft.com/office/word/2010/wordprocessingInk" xmlns:wne="http://schemas.microsoft.com/office/word/2006/wordml" xmlns:wps="http://schemas.microsoft.com/office/word/2010/wordprocessingShape" mc:Ignorable="w14 w15 w16se w16cid w16 w16cex w16sdtdh w16sdtfl w16du wp14">
+<w:document xmlns:wpc="http://schemas.microsoft.com/office/word/2010/wordprocessingCanvas" xmlns:cx="http://schemas.microsoft.com/office/drawing/2014/chartex" xmlns:cx1="http://schemas.microsoft.com/office/drawing/2015/9/8/chartex" xmlns:cx2="http://schemas.microsoft.com/office/drawing/2015/10/21/chartex" xmlns:cx3="http://schemas.microsoft.com/office/drawing/2016/5/9/chartex" xmlns:cx4="http://schemas.microsoft.com/office/drawing/2016/5/10/chartex" xmlns:cx5="http://schemas.microsoft.com/office/drawing/2016/5/11/chartex" xmlns:cx6="http://schemas.microsoft.com/office/drawing/2016/5/12/chartex" xmlns:cx7="http://schemas.microsoft.com/office/drawing/2016/5/13/chartex" xmlns:cx8="http://schemas.microsoft.com/office/drawing/2016/5/14/chartex" xmlns:mc="http://schemas.openxmlformats.org/markup-compatibility/2006" xmlns:aink="http://schemas.microsoft.com/office/drawing/2016/ink" xmlns:am3d="http://schemas.microsoft.com/office/drawing/2017/model3d" xmlns:o="urn:schemas-microsoft-com:office:office" xmlns:oel="http://schemas.microsoft.com/office/2019/extlst" xmlns:r="http://schemas.openxmlformats.org/officeDocument/2006/relationships" xmlns:m="http://schemas.openxmlformats.org/officeDocument/2006/math" xmlns:v="urn:schemas-microsoft-com:vml" xmlns:wp14="http://schemas.microsoft.com/office/word/2010/wordprocessingDrawing" xmlns:wp="http://schemas.openxmlformats.org/drawingml/2006/wordprocessingDrawing" xmlns:w10="urn:schemas-microsoft-com:office:word" xmlns:w="http://schemas.openxmlformats.org/wordprocessingml/2006/main" xmlns:w14="http://schemas.microsoft.com/office/word/2010/wordml" xmlns:w15="http://schemas.microsoft.com/office/word/2012/wordml" xmlns:w16cex="http://schemas.microsoft.com/office/word/2018/wordml/cex" xmlns:w16cid="http://schemas.microsoft.com/office/word/2016/wordml/cid" xmlns:w16="http://schemas.microsoft.com/office/word/2018/wordml" xmlns:w16du="http://schemas.microsoft.com/office/word/2023/wordml/word16du" xmlns:w16sdtdh="http://schemas.microsoft.com/office/word/2020/wordml/sdtdatahash" xmlns:w16sdtfl="http://schemas.microsoft.com/office/word/2024/wordml/sdtformatlock" xmlns:w16se="http://schemas.microsoft.com/office/word/2015/wordml/symex" xmlns:wpg="http://schemas.microsoft.com/office/word/2010/wordprocessingGroup" xmlns:wpi="http://schemas.microsoft.com/office/word/2010/wordprocessingInk" xmlns:wne="http://schemas.microsoft.com/office/word/2006/wordml" xmlns:wps="http://schemas.microsoft.com/office/word/2010/wordprocessingShape" mc:Ignorable="w14 w15 w16se w16cid w16 w16cex w16sdtdh w16sdtfl w16du wp14">
   <w:body>
     <w:p>
       <w:pPr>
         <w:pStyle w:val="Heading1"/>
         <w:spacing w:line="480" w:lineRule="auto"/>
         <w:rPr>
-          <w:ins w:id="333" w:author="Anna Seaman" w:date="2026-08-07T15:49:00Z" w16du:dateUtc="2026-08-07T20:49:00Z"/>
           <w:color w:val="000000"/>
         </w:rPr>
       </w:pPr>
@@ -34,40 +33,13 @@
           <w:insideV w:val="none" w:sz="0" w:space="0" w:color="auto"/>
         </w:tblBorders>
         <w:tblLook w:val="04A0" w:firstRow="1" w:lastRow="0" w:firstColumn="1" w:lastColumn="0" w:noHBand="0" w:noVBand="1"/>
-        <w:tblPrChange w:id="334" w:author="Anna Seaman" w:date="2026-08-07T16:18:00Z" w16du:dateUtc="2026-08-07T21:18:00Z">
-          <w:tblPr>
-            <w:tblStyle w:val="TableGrid"/>
-            <w:tblW w:w="5000" w:type="pct"/>
-            <w:tblBorders>
-              <w:top w:val="none" w:sz="0" w:space="0" w:color="auto"/>
-              <w:left w:val="none" w:sz="0" w:space="0" w:color="auto"/>
-              <w:bottom w:val="none" w:sz="0" w:space="0" w:color="auto"/>
-              <w:right w:val="none" w:sz="0" w:space="0" w:color="auto"/>
-              <w:insideH w:val="none" w:sz="0" w:space="0" w:color="auto"/>
-              <w:insideV w:val="none" w:sz="0" w:space="0" w:color="auto"/>
-            </w:tblBorders>
-            <w:tblLook w:val="04A0" w:firstRow="1" w:lastRow="0" w:firstColumn="1" w:lastColumn="0" w:noHBand="0" w:noVBand="1"/>
-          </w:tblPr>
-        </w:tblPrChange>
       </w:tblPr>
       <w:tblGrid>
         <w:gridCol w:w="3168"/>
         <w:gridCol w:w="1170"/>
         <w:gridCol w:w="5238"/>
-        <w:tblGridChange w:id="335">
-          <w:tblGrid>
-            <w:gridCol w:w="3168"/>
-            <w:gridCol w:w="1170"/>
-            <w:gridCol w:w="360"/>
-            <w:gridCol w:w="1080"/>
-            <w:gridCol w:w="3798"/>
-          </w:tblGrid>
-        </w:tblGridChange>
       </w:tblGrid>
       <w:tr>
-        <w:trPr>
-          <w:ins w:id="336" w:author="Anna Seaman" w:date="2026-08-07T15:49:00Z"/>
-        </w:trPr>
         <w:tc>
           <w:tcPr>
             <w:tcW w:w="3168" w:type="dxa"/>
@@ -78,39 +50,23 @@
               <w:right w:val="single" w:sz="4" w:space="0" w:color="auto"/>
             </w:tcBorders>
             <w:shd w:val="clear" w:color="auto" w:fill="A73023"/>
-            <w:tcPrChange w:id="337" w:author="Anna Seaman" w:date="2026-08-07T16:18:00Z" w16du:dateUtc="2026-08-07T21:18:00Z">
-              <w:tcPr>
-                <w:tcW w:w="4698" w:type="dxa"/>
-                <w:gridSpan w:val="3"/>
-                <w:tcBorders>
-                  <w:top w:val="single" w:sz="4" w:space="0" w:color="auto"/>
-                  <w:left w:val="single" w:sz="4" w:space="0" w:color="auto"/>
-                  <w:bottom w:val="single" w:sz="4" w:space="0" w:color="auto"/>
-                  <w:right w:val="single" w:sz="4" w:space="0" w:color="auto"/>
-                </w:tcBorders>
-                <w:shd w:val="clear" w:color="auto" w:fill="A73023"/>
-              </w:tcPr>
-            </w:tcPrChange>
           </w:tcPr>
           <w:p>
             <w:pPr>
               <w:jc w:val="center"/>
               <w:rPr>
-                <w:ins w:id="338" w:author="Anna Seaman" w:date="2026-08-07T15:49:00Z" w16du:dateUtc="2026-08-07T20:49:00Z"/>
                 <w:b/>
                 <w:color w:val="FFFFFF" w:themeColor="background1"/>
               </w:rPr>
             </w:pPr>
-            <w:ins w:id="339" w:author="Anna Seaman" w:date="2026-08-07T15:49:00Z" w16du:dateUtc="2026-08-07T20:49:00Z">
-              <w:r>
-                <w:rPr>
-                  <w:rFonts w:ascii="Aptos" w:hAnsi="Aptos" w:eastAsia="Aptos" w:cs="Aptos"/>
-                  <w:b/>
-                  <w:color w:val="FFFFFF" w:themeColor="background1"/>
-                </w:rPr>
-                <w:t>CRITERIA</w:t>
-              </w:r>
-            </w:ins>
+            <w:r>
+              <w:rPr>
+                <w:rFonts w:ascii="Aptos" w:hAnsi="Aptos" w:eastAsia="Aptos" w:cs="Aptos"/>
+                <w:b/>
+                <w:color w:val="FFFFFF" w:themeColor="background1"/>
+              </w:rPr>
+              <w:t>CRITERIA</w:t>
+            </w:r>
           </w:p>
         </w:tc>
         <w:tc>
@@ -123,38 +79,23 @@
               <w:right w:val="single" w:sz="4" w:space="0" w:color="auto"/>
             </w:tcBorders>
             <w:shd w:val="clear" w:color="auto" w:fill="A73023"/>
-            <w:tcPrChange w:id="340" w:author="Anna Seaman" w:date="2026-08-07T16:18:00Z" w16du:dateUtc="2026-08-07T21:18:00Z">
-              <w:tcPr>
-                <w:tcW w:w="1080" w:type="dxa"/>
-                <w:tcBorders>
-                  <w:top w:val="single" w:sz="4" w:space="0" w:color="auto"/>
-                  <w:left w:val="single" w:sz="4" w:space="0" w:color="auto"/>
-                  <w:bottom w:val="single" w:sz="4" w:space="0" w:color="auto"/>
-                  <w:right w:val="single" w:sz="4" w:space="0" w:color="auto"/>
-                </w:tcBorders>
-                <w:shd w:val="clear" w:color="auto" w:fill="A73023"/>
-              </w:tcPr>
-            </w:tcPrChange>
           </w:tcPr>
           <w:p>
             <w:pPr>
               <w:jc w:val="center"/>
               <w:rPr>
-                <w:ins w:id="341" w:author="Anna Seaman" w:date="2026-08-07T15:49:00Z" w16du:dateUtc="2026-08-07T20:49:00Z"/>
                 <w:b/>
                 <w:color w:val="FFFFFF" w:themeColor="background1"/>
               </w:rPr>
             </w:pPr>
-            <w:ins w:id="342" w:author="Anna Seaman" w:date="2026-08-07T15:49:00Z" w16du:dateUtc="2026-08-07T20:49:00Z">
-              <w:r>
-                <w:rPr>
-                  <w:rFonts w:ascii="Aptos" w:hAnsi="Aptos" w:eastAsia="Aptos" w:cs="Aptos"/>
-                  <w:b/>
-                  <w:color w:val="FFFFFF" w:themeColor="background1"/>
-                </w:rPr>
-                <w:t>SCORE</w:t>
-              </w:r>
-            </w:ins>
+            <w:r>
+              <w:rPr>
+                <w:rFonts w:ascii="Aptos" w:hAnsi="Aptos" w:eastAsia="Aptos" w:cs="Aptos"/>
+                <w:b/>
+                <w:color w:val="FFFFFF" w:themeColor="background1"/>
+              </w:rPr>
+              <w:t>SCORE</w:t>
+            </w:r>
           </w:p>
         </w:tc>
         <w:tc>
@@ -167,45 +108,27 @@
               <w:right w:val="single" w:sz="4" w:space="0" w:color="auto"/>
             </w:tcBorders>
             <w:shd w:val="clear" w:color="auto" w:fill="A73023"/>
-            <w:tcPrChange w:id="343" w:author="Anna Seaman" w:date="2026-08-07T16:18:00Z" w16du:dateUtc="2026-08-07T21:18:00Z">
-              <w:tcPr>
-                <w:tcW w:w="3798" w:type="dxa"/>
-                <w:tcBorders>
-                  <w:top w:val="single" w:sz="4" w:space="0" w:color="auto"/>
-                  <w:left w:val="single" w:sz="4" w:space="0" w:color="auto"/>
-                  <w:bottom w:val="single" w:sz="4" w:space="0" w:color="auto"/>
-                  <w:right w:val="single" w:sz="4" w:space="0" w:color="auto"/>
-                </w:tcBorders>
-                <w:shd w:val="clear" w:color="auto" w:fill="A73023"/>
-              </w:tcPr>
-            </w:tcPrChange>
           </w:tcPr>
           <w:p>
             <w:pPr>
               <w:jc w:val="center"/>
               <w:rPr>
-                <w:ins w:id="344" w:author="Anna Seaman" w:date="2026-08-07T15:49:00Z" w16du:dateUtc="2026-08-07T20:49:00Z"/>
                 <w:b/>
                 <w:color w:val="FFFFFF" w:themeColor="background1"/>
               </w:rPr>
             </w:pPr>
-            <w:ins w:id="345" w:author="Anna Seaman" w:date="2026-08-07T15:49:00Z" w16du:dateUtc="2026-08-07T20:49:00Z">
-              <w:r>
-                <w:rPr>
-                  <w:rFonts w:ascii="Aptos" w:hAnsi="Aptos" w:eastAsia="Aptos" w:cs="Aptos"/>
-                  <w:b/>
-                  <w:color w:val="FFFFFF" w:themeColor="background1"/>
-                </w:rPr>
-                <w:t>COMMENTS</w:t>
-              </w:r>
-            </w:ins>
+            <w:r>
+              <w:rPr>
+                <w:rFonts w:ascii="Aptos" w:hAnsi="Aptos" w:eastAsia="Aptos" w:cs="Aptos"/>
+                <w:b/>
+                <w:color w:val="FFFFFF" w:themeColor="background1"/>
+              </w:rPr>
+              <w:t>COMMENTS</w:t>
+            </w:r>
           </w:p>
         </w:tc>
       </w:tr>
       <w:tr>
-        <w:trPr>
-          <w:ins w:id="346" w:author="Anna Seaman" w:date="2026-08-07T15:49:00Z"/>
-        </w:trPr>
         <w:tc>
           <w:tcPr>
             <w:tcW w:w="3168" w:type="dxa"/>
@@ -216,51 +139,22 @@
               <w:right w:val="single" w:sz="4" w:space="0" w:color="auto"/>
             </w:tcBorders>
             <w:shd w:val="clear" w:color="auto" w:fill="EDD2C4"/>
-            <w:tcPrChange w:id="347" w:author="Anna Seaman" w:date="2026-08-07T16:18:00Z" w16du:dateUtc="2026-08-07T21:18:00Z">
-              <w:tcPr>
-                <w:tcW w:w="4698" w:type="dxa"/>
-                <w:gridSpan w:val="3"/>
-                <w:tcBorders>
-                  <w:top w:val="single" w:sz="4" w:space="0" w:color="auto"/>
-                  <w:left w:val="single" w:sz="4" w:space="0" w:color="auto"/>
-                  <w:bottom w:val="single" w:sz="4" w:space="0" w:color="auto"/>
-                  <w:right w:val="single" w:sz="4" w:space="0" w:color="auto"/>
-                </w:tcBorders>
-                <w:shd w:val="clear" w:color="auto" w:fill="EDD2C4"/>
-              </w:tcPr>
-            </w:tcPrChange>
           </w:tcPr>
           <w:p>
             <w:pPr>
               <w:ind w:left="144" w:hanging="144"/>
               <w:rPr>
-                <w:ins w:id="348" w:author="Anna Seaman" w:date="2026-08-07T15:49:00Z" w16du:dateUtc="2026-08-07T20:49:00Z"/>
                 <w:bCs/>
                 <w:color w:val="000000"/>
               </w:rPr>
-              <w:pPrChange w:id="349" w:author="Anna Seaman" w:date="2026-08-07T20:21:00Z" w16du:dateUtc="2026-08-08T01:21:00Z">
-                <w:pPr>
-                  <w:ind w:left="360" w:hanging="360"/>
-                </w:pPr>
-              </w:pPrChange>
             </w:pPr>
-            <w:ins w:id="350" w:author="Anna Seaman" w:date="2026-08-07T16:18:00Z" w16du:dateUtc="2026-08-07T21:18:00Z">
-              <w:r>
-                <w:rPr>
-                  <w:rFonts w:cs="Aptos" w:ascii="Aptos" w:hAnsi="Aptos" w:eastAsia="Aptos"/>
-                  <w:color w:val="000000"/>
-                  <w:rPrChange w:id="351" w:author="Anna Seaman" w:date="2026-08-07T16:18:00Z" w16du:dateUtc="2026-08-07T21:18:00Z">
-                    <w:rPr>
-                      <w:rFonts w:cs="ITC Franklin Gothic Std"/>
-                      <w:color w:val="000000"/>
-                      <w:sz w:val="20"/>
-                      <w:szCs w:val="20"/>
-                    </w:rPr>
-                  </w:rPrChange>
-                </w:rPr>
-                <w:t>Professionally communicated</w:t>
-              </w:r>
-            </w:ins>
+            <w:r>
+              <w:rPr>
+                <w:rFonts w:cs="Aptos" w:ascii="Aptos" w:hAnsi="Aptos" w:eastAsia="Aptos"/>
+                <w:color w:val="000000"/>
+              </w:rPr>
+              <w:t>Professionally communicated</w:t>
+            </w:r>
           </w:p>
         </w:tc>
         <w:tc>
@@ -272,29 +166,14 @@
               <w:bottom w:val="single" w:sz="4" w:space="0" w:color="auto"/>
               <w:right w:val="single" w:sz="4" w:space="0" w:color="auto"/>
             </w:tcBorders>
-            <w:tcPrChange w:id="352" w:author="Anna Seaman" w:date="2026-08-07T16:18:00Z" w16du:dateUtc="2026-08-07T21:18:00Z">
-              <w:tcPr>
-                <w:tcW w:w="1080" w:type="dxa"/>
-                <w:tcBorders>
-                  <w:top w:val="single" w:sz="4" w:space="0" w:color="auto"/>
-                  <w:left w:val="single" w:sz="4" w:space="0" w:color="auto"/>
-                  <w:bottom w:val="single" w:sz="4" w:space="0" w:color="auto"/>
-                  <w:right w:val="single" w:sz="4" w:space="0" w:color="auto"/>
-                </w:tcBorders>
-              </w:tcPr>
-            </w:tcPrChange>
           </w:tcPr>
           <w:p>
             <w:pPr>
               <w:ind w:left="144" w:hanging="144"/>
               <w:rPr>
-                <w:ins w:id="353" w:author="Anna Seaman" w:date="2026-08-07T15:49:00Z" w16du:dateUtc="2026-08-07T20:49:00Z"/>
                 <w:bCs/>
                 <w:color w:val="000000"/>
               </w:rPr>
-              <w:pPrChange w:id="354" w:author="Anna Seaman" w:date="2026-08-07T20:21:00Z" w16du:dateUtc="2026-08-08T01:21:00Z">
-                <w:pPr/>
-              </w:pPrChange>
             </w:pPr>
           </w:p>
         </w:tc>
@@ -307,37 +186,19 @@
               <w:bottom w:val="single" w:sz="4" w:space="0" w:color="auto"/>
               <w:right w:val="single" w:sz="4" w:space="0" w:color="auto"/>
             </w:tcBorders>
-            <w:tcPrChange w:id="355" w:author="Anna Seaman" w:date="2026-08-07T16:18:00Z" w16du:dateUtc="2026-08-07T21:18:00Z">
-              <w:tcPr>
-                <w:tcW w:w="3798" w:type="dxa"/>
-                <w:tcBorders>
-                  <w:top w:val="single" w:sz="4" w:space="0" w:color="auto"/>
-                  <w:left w:val="single" w:sz="4" w:space="0" w:color="auto"/>
-                  <w:bottom w:val="single" w:sz="4" w:space="0" w:color="auto"/>
-                  <w:right w:val="single" w:sz="4" w:space="0" w:color="auto"/>
-                </w:tcBorders>
-              </w:tcPr>
-            </w:tcPrChange>
           </w:tcPr>
           <w:p>
             <w:pPr>
               <w:ind w:left="144" w:hanging="144"/>
               <w:rPr>
-                <w:ins w:id="356" w:author="Anna Seaman" w:date="2026-08-07T15:49:00Z" w16du:dateUtc="2026-08-07T20:49:00Z"/>
                 <w:bCs/>
                 <w:color w:val="000000"/>
               </w:rPr>
-              <w:pPrChange w:id="357" w:author="Anna Seaman" w:date="2026-08-07T20:21:00Z" w16du:dateUtc="2026-08-08T01:21:00Z">
-                <w:pPr/>
-              </w:pPrChange>
             </w:pPr>
           </w:p>
         </w:tc>
       </w:tr>
       <w:tr>
-        <w:trPr>
-          <w:ins w:id="358" w:author="Anna Seaman" w:date="2026-08-07T15:49:00Z"/>
-        </w:trPr>
         <w:tc>
           <w:tcPr>
             <w:tcW w:w="3168" w:type="dxa"/>
@@ -348,48 +209,21 @@
               <w:right w:val="single" w:sz="4" w:space="0" w:color="auto"/>
             </w:tcBorders>
             <w:shd w:val="clear" w:color="auto" w:fill="EDD2C4"/>
-            <w:tcPrChange w:id="359" w:author="Anna Seaman" w:date="2026-08-07T16:18:00Z" w16du:dateUtc="2026-08-07T21:18:00Z">
-              <w:tcPr>
-                <w:tcW w:w="4698" w:type="dxa"/>
-                <w:gridSpan w:val="3"/>
-                <w:tcBorders>
-                  <w:top w:val="single" w:sz="4" w:space="0" w:color="auto"/>
-                  <w:left w:val="single" w:sz="4" w:space="0" w:color="auto"/>
-                  <w:bottom w:val="single" w:sz="4" w:space="0" w:color="auto"/>
-                  <w:right w:val="single" w:sz="4" w:space="0" w:color="auto"/>
-                </w:tcBorders>
-                <w:shd w:val="clear" w:color="auto" w:fill="EDD2C4"/>
-              </w:tcPr>
-            </w:tcPrChange>
           </w:tcPr>
           <w:p>
             <w:pPr>
               <w:ind w:left="144" w:hanging="144"/>
               <w:rPr>
-                <w:ins w:id="360" w:author="Anna Seaman" w:date="2026-08-07T15:49:00Z" w16du:dateUtc="2026-08-07T20:49:00Z"/>
                 <w:color w:val="000000"/>
               </w:rPr>
-              <w:pPrChange w:id="361" w:author="Anna Seaman" w:date="2026-08-07T20:21:00Z" w16du:dateUtc="2026-08-08T01:21:00Z">
-                <w:pPr/>
-              </w:pPrChange>
             </w:pPr>
-            <w:ins w:id="362" w:author="Anna Seaman" w:date="2026-08-07T16:18:00Z" w16du:dateUtc="2026-08-07T21:18:00Z">
-              <w:r>
-                <w:rPr>
-                  <w:rFonts w:cs="Aptos" w:ascii="Aptos" w:hAnsi="Aptos" w:eastAsia="Aptos"/>
-                  <w:color w:val="000000"/>
-                  <w:rPrChange w:id="363" w:author="Anna Seaman" w:date="2026-08-07T16:18:00Z" w16du:dateUtc="2026-08-07T21:18:00Z">
-                    <w:rPr>
-                      <w:rFonts w:cs="ITC Franklin Gothic Std"/>
-                      <w:color w:val="000000"/>
-                      <w:sz w:val="20"/>
-                      <w:szCs w:val="20"/>
-                    </w:rPr>
-                  </w:rPrChange>
-                </w:rPr>
-                <w:t>Communicated and presented as a team. Team was not a hindrance to appropriate and professional communication</w:t>
-              </w:r>
-            </w:ins>
+            <w:r>
+              <w:rPr>
+                <w:rFonts w:cs="Aptos" w:ascii="Aptos" w:hAnsi="Aptos" w:eastAsia="Aptos"/>
+                <w:color w:val="000000"/>
+              </w:rPr>
+              <w:t>Communicated and presented as a team. Team was not a hindrance to appropriate and professional communication</w:t>
+            </w:r>
           </w:p>
         </w:tc>
         <w:tc>
@@ -401,29 +235,14 @@
               <w:bottom w:val="single" w:sz="4" w:space="0" w:color="auto"/>
               <w:right w:val="single" w:sz="4" w:space="0" w:color="auto"/>
             </w:tcBorders>
-            <w:tcPrChange w:id="364" w:author="Anna Seaman" w:date="2026-08-07T16:18:00Z" w16du:dateUtc="2026-08-07T21:18:00Z">
-              <w:tcPr>
-                <w:tcW w:w="1080" w:type="dxa"/>
-                <w:tcBorders>
-                  <w:top w:val="single" w:sz="4" w:space="0" w:color="auto"/>
-                  <w:left w:val="single" w:sz="4" w:space="0" w:color="auto"/>
-                  <w:bottom w:val="single" w:sz="4" w:space="0" w:color="auto"/>
-                  <w:right w:val="single" w:sz="4" w:space="0" w:color="auto"/>
-                </w:tcBorders>
-              </w:tcPr>
-            </w:tcPrChange>
           </w:tcPr>
           <w:p>
             <w:pPr>
               <w:ind w:left="144" w:hanging="144"/>
               <w:rPr>
-                <w:ins w:id="365" w:author="Anna Seaman" w:date="2026-08-07T15:49:00Z" w16du:dateUtc="2026-08-07T20:49:00Z"/>
                 <w:bCs/>
                 <w:color w:val="000000"/>
               </w:rPr>
-              <w:pPrChange w:id="366" w:author="Anna Seaman" w:date="2026-08-07T20:21:00Z" w16du:dateUtc="2026-08-08T01:21:00Z">
-                <w:pPr/>
-              </w:pPrChange>
             </w:pPr>
           </w:p>
         </w:tc>
@@ -436,37 +255,19 @@
               <w:bottom w:val="single" w:sz="4" w:space="0" w:color="auto"/>
               <w:right w:val="single" w:sz="4" w:space="0" w:color="auto"/>
             </w:tcBorders>
-            <w:tcPrChange w:id="367" w:author="Anna Seaman" w:date="2026-08-07T16:18:00Z" w16du:dateUtc="2026-08-07T21:18:00Z">
-              <w:tcPr>
-                <w:tcW w:w="3798" w:type="dxa"/>
-                <w:tcBorders>
-                  <w:top w:val="single" w:sz="4" w:space="0" w:color="auto"/>
-                  <w:left w:val="single" w:sz="4" w:space="0" w:color="auto"/>
-                  <w:bottom w:val="single" w:sz="4" w:space="0" w:color="auto"/>
-                  <w:right w:val="single" w:sz="4" w:space="0" w:color="auto"/>
-                </w:tcBorders>
-              </w:tcPr>
-            </w:tcPrChange>
           </w:tcPr>
           <w:p>
             <w:pPr>
               <w:ind w:left="144" w:hanging="144"/>
               <w:rPr>
-                <w:ins w:id="368" w:author="Anna Seaman" w:date="2026-08-07T15:49:00Z" w16du:dateUtc="2026-08-07T20:49:00Z"/>
                 <w:bCs/>
                 <w:color w:val="000000"/>
               </w:rPr>
-              <w:pPrChange w:id="369" w:author="Anna Seaman" w:date="2026-08-07T20:21:00Z" w16du:dateUtc="2026-08-08T01:21:00Z">
-                <w:pPr/>
-              </w:pPrChange>
             </w:pPr>
           </w:p>
         </w:tc>
       </w:tr>
       <w:tr>
-        <w:trPr>
-          <w:ins w:id="370" w:author="Anna Seaman" w:date="2026-08-07T15:49:00Z"/>
-        </w:trPr>
         <w:tc>
           <w:tcPr>
             <w:tcW w:w="3168" w:type="dxa"/>
@@ -477,51 +278,22 @@
               <w:right w:val="single" w:sz="4" w:space="0" w:color="auto"/>
             </w:tcBorders>
             <w:shd w:val="clear" w:color="auto" w:fill="EDD2C4"/>
-            <w:tcPrChange w:id="371" w:author="Anna Seaman" w:date="2026-08-07T16:18:00Z" w16du:dateUtc="2026-08-07T21:18:00Z">
-              <w:tcPr>
-                <w:tcW w:w="4698" w:type="dxa"/>
-                <w:gridSpan w:val="3"/>
-                <w:tcBorders>
-                  <w:top w:val="single" w:sz="4" w:space="0" w:color="auto"/>
-                  <w:left w:val="single" w:sz="4" w:space="0" w:color="auto"/>
-                  <w:bottom w:val="single" w:sz="4" w:space="0" w:color="auto"/>
-                  <w:right w:val="single" w:sz="4" w:space="0" w:color="auto"/>
-                </w:tcBorders>
-                <w:shd w:val="clear" w:color="auto" w:fill="EDD2C4"/>
-              </w:tcPr>
-            </w:tcPrChange>
           </w:tcPr>
           <w:p>
             <w:pPr>
               <w:ind w:left="144" w:hanging="144"/>
               <w:rPr>
-                <w:ins w:id="372" w:author="Anna Seaman" w:date="2026-08-07T15:49:00Z" w16du:dateUtc="2026-08-07T20:49:00Z"/>
                 <w:bCs/>
                 <w:color w:val="000000"/>
               </w:rPr>
-              <w:pPrChange w:id="373" w:author="Anna Seaman" w:date="2026-08-07T20:21:00Z" w16du:dateUtc="2026-08-08T01:21:00Z">
-                <w:pPr>
-                  <w:ind w:left="360" w:hanging="360"/>
-                </w:pPr>
-              </w:pPrChange>
             </w:pPr>
-            <w:ins w:id="374" w:author="Anna Seaman" w:date="2026-08-07T16:18:00Z" w16du:dateUtc="2026-08-07T21:18:00Z">
-              <w:r>
-                <w:rPr>
-                  <w:rFonts w:cs="Aptos" w:ascii="Aptos" w:hAnsi="Aptos" w:eastAsia="Aptos"/>
-                  <w:color w:val="000000"/>
-                  <w:rPrChange w:id="375" w:author="Anna Seaman" w:date="2026-08-07T16:18:00Z" w16du:dateUtc="2026-08-07T21:18:00Z">
-                    <w:rPr>
-                      <w:rFonts w:cs="ITC Franklin Gothic Std"/>
-                      <w:color w:val="000000"/>
-                      <w:sz w:val="20"/>
-                      <w:szCs w:val="20"/>
-                    </w:rPr>
-                  </w:rPrChange>
-                </w:rPr>
-                <w:t>Adequately educated you on the medical condition</w:t>
-              </w:r>
-            </w:ins>
+            <w:r>
+              <w:rPr>
+                <w:rFonts w:cs="Aptos" w:ascii="Aptos" w:hAnsi="Aptos" w:eastAsia="Aptos"/>
+                <w:color w:val="000000"/>
+              </w:rPr>
+              <w:t>Adequately educated you on the medical condition</w:t>
+            </w:r>
           </w:p>
         </w:tc>
         <w:tc>
@@ -533,29 +305,14 @@
               <w:bottom w:val="single" w:sz="4" w:space="0" w:color="auto"/>
               <w:right w:val="single" w:sz="4" w:space="0" w:color="auto"/>
             </w:tcBorders>
-            <w:tcPrChange w:id="376" w:author="Anna Seaman" w:date="2026-08-07T16:18:00Z" w16du:dateUtc="2026-08-07T21:18:00Z">
-              <w:tcPr>
-                <w:tcW w:w="1080" w:type="dxa"/>
-                <w:tcBorders>
-                  <w:top w:val="single" w:sz="4" w:space="0" w:color="auto"/>
-                  <w:left w:val="single" w:sz="4" w:space="0" w:color="auto"/>
-                  <w:bottom w:val="single" w:sz="4" w:space="0" w:color="auto"/>
-                  <w:right w:val="single" w:sz="4" w:space="0" w:color="auto"/>
-                </w:tcBorders>
-              </w:tcPr>
-            </w:tcPrChange>
           </w:tcPr>
           <w:p>
             <w:pPr>
               <w:ind w:left="144" w:hanging="144"/>
               <w:rPr>
-                <w:ins w:id="377" w:author="Anna Seaman" w:date="2026-08-07T15:49:00Z" w16du:dateUtc="2026-08-07T20:49:00Z"/>
                 <w:bCs/>
                 <w:color w:val="000000"/>
               </w:rPr>
-              <w:pPrChange w:id="378" w:author="Anna Seaman" w:date="2026-08-07T20:21:00Z" w16du:dateUtc="2026-08-08T01:21:00Z">
-                <w:pPr/>
-              </w:pPrChange>
             </w:pPr>
           </w:p>
         </w:tc>
@@ -568,37 +325,19 @@
               <w:bottom w:val="single" w:sz="4" w:space="0" w:color="auto"/>
               <w:right w:val="single" w:sz="4" w:space="0" w:color="auto"/>
             </w:tcBorders>
-            <w:tcPrChange w:id="379" w:author="Anna Seaman" w:date="2026-08-07T16:18:00Z" w16du:dateUtc="2026-08-07T21:18:00Z">
-              <w:tcPr>
-                <w:tcW w:w="3798" w:type="dxa"/>
-                <w:tcBorders>
-                  <w:top w:val="single" w:sz="4" w:space="0" w:color="auto"/>
-                  <w:left w:val="single" w:sz="4" w:space="0" w:color="auto"/>
-                  <w:bottom w:val="single" w:sz="4" w:space="0" w:color="auto"/>
-                  <w:right w:val="single" w:sz="4" w:space="0" w:color="auto"/>
-                </w:tcBorders>
-              </w:tcPr>
-            </w:tcPrChange>
           </w:tcPr>
           <w:p>
             <w:pPr>
               <w:ind w:left="144" w:hanging="144"/>
               <w:rPr>
-                <w:ins w:id="380" w:author="Anna Seaman" w:date="2026-08-07T15:49:00Z" w16du:dateUtc="2026-08-07T20:49:00Z"/>
                 <w:bCs/>
                 <w:color w:val="000000"/>
               </w:rPr>
-              <w:pPrChange w:id="381" w:author="Anna Seaman" w:date="2026-08-07T20:21:00Z" w16du:dateUtc="2026-08-08T01:21:00Z">
-                <w:pPr/>
-              </w:pPrChange>
             </w:pPr>
           </w:p>
         </w:tc>
       </w:tr>
       <w:tr>
-        <w:trPr>
-          <w:ins w:id="382" w:author="Anna Seaman" w:date="2026-08-07T15:49:00Z"/>
-        </w:trPr>
         <w:tc>
           <w:tcPr>
             <w:tcW w:w="3168" w:type="dxa"/>
@@ -609,51 +348,22 @@
               <w:right w:val="single" w:sz="4" w:space="0" w:color="auto"/>
             </w:tcBorders>
             <w:shd w:val="clear" w:color="auto" w:fill="EDD2C4"/>
-            <w:tcPrChange w:id="383" w:author="Anna Seaman" w:date="2026-08-07T16:18:00Z" w16du:dateUtc="2026-08-07T21:18:00Z">
-              <w:tcPr>
-                <w:tcW w:w="4698" w:type="dxa"/>
-                <w:gridSpan w:val="3"/>
-                <w:tcBorders>
-                  <w:top w:val="single" w:sz="4" w:space="0" w:color="auto"/>
-                  <w:left w:val="single" w:sz="4" w:space="0" w:color="auto"/>
-                  <w:bottom w:val="single" w:sz="4" w:space="0" w:color="auto"/>
-                  <w:right w:val="single" w:sz="4" w:space="0" w:color="auto"/>
-                </w:tcBorders>
-                <w:shd w:val="clear" w:color="auto" w:fill="EDD2C4"/>
-              </w:tcPr>
-            </w:tcPrChange>
           </w:tcPr>
           <w:p>
             <w:pPr>
               <w:ind w:left="144" w:hanging="144"/>
               <w:rPr>
-                <w:ins w:id="384" w:author="Anna Seaman" w:date="2026-08-07T15:49:00Z" w16du:dateUtc="2026-08-07T20:49:00Z"/>
                 <w:bCs/>
                 <w:color w:val="000000"/>
               </w:rPr>
-              <w:pPrChange w:id="385" w:author="Anna Seaman" w:date="2026-08-07T20:21:00Z" w16du:dateUtc="2026-08-08T01:21:00Z">
-                <w:pPr>
-                  <w:ind w:left="360" w:hanging="360"/>
-                </w:pPr>
-              </w:pPrChange>
             </w:pPr>
-            <w:ins w:id="386" w:author="Anna Seaman" w:date="2026-08-07T16:18:00Z" w16du:dateUtc="2026-08-07T21:18:00Z">
-              <w:r>
-                <w:rPr>
-                  <w:rFonts w:cs="Aptos" w:ascii="Aptos" w:hAnsi="Aptos" w:eastAsia="Aptos"/>
-                  <w:color w:val="000000"/>
-                  <w:rPrChange w:id="387" w:author="Anna Seaman" w:date="2026-08-07T16:18:00Z" w16du:dateUtc="2026-08-07T21:18:00Z">
-                    <w:rPr>
-                      <w:rFonts w:cs="ITC Franklin Gothic Std"/>
-                      <w:color w:val="000000"/>
-                      <w:sz w:val="20"/>
-                      <w:szCs w:val="20"/>
-                    </w:rPr>
-                  </w:rPrChange>
-                </w:rPr>
-                <w:t>You understand how this condition will affect the athlete psychologically</w:t>
-              </w:r>
-            </w:ins>
+            <w:r>
+              <w:rPr>
+                <w:rFonts w:cs="Aptos" w:ascii="Aptos" w:hAnsi="Aptos" w:eastAsia="Aptos"/>
+                <w:color w:val="000000"/>
+              </w:rPr>
+              <w:t>You understand how this condition will affect the athlete psychologically</w:t>
+            </w:r>
           </w:p>
         </w:tc>
         <w:tc>
@@ -665,29 +375,14 @@
               <w:bottom w:val="single" w:sz="4" w:space="0" w:color="auto"/>
               <w:right w:val="single" w:sz="4" w:space="0" w:color="auto"/>
             </w:tcBorders>
-            <w:tcPrChange w:id="388" w:author="Anna Seaman" w:date="2026-08-07T16:18:00Z" w16du:dateUtc="2026-08-07T21:18:00Z">
-              <w:tcPr>
-                <w:tcW w:w="1080" w:type="dxa"/>
-                <w:tcBorders>
-                  <w:top w:val="single" w:sz="4" w:space="0" w:color="auto"/>
-                  <w:left w:val="single" w:sz="4" w:space="0" w:color="auto"/>
-                  <w:bottom w:val="single" w:sz="4" w:space="0" w:color="auto"/>
-                  <w:right w:val="single" w:sz="4" w:space="0" w:color="auto"/>
-                </w:tcBorders>
-              </w:tcPr>
-            </w:tcPrChange>
           </w:tcPr>
           <w:p>
             <w:pPr>
               <w:ind w:left="144" w:hanging="144"/>
               <w:rPr>
-                <w:ins w:id="389" w:author="Anna Seaman" w:date="2026-08-07T15:49:00Z" w16du:dateUtc="2026-08-07T20:49:00Z"/>
                 <w:bCs/>
                 <w:color w:val="000000"/>
               </w:rPr>
-              <w:pPrChange w:id="390" w:author="Anna Seaman" w:date="2026-08-07T20:21:00Z" w16du:dateUtc="2026-08-08T01:21:00Z">
-                <w:pPr/>
-              </w:pPrChange>
             </w:pPr>
           </w:p>
         </w:tc>
@@ -700,37 +395,19 @@
               <w:bottom w:val="single" w:sz="4" w:space="0" w:color="auto"/>
               <w:right w:val="single" w:sz="4" w:space="0" w:color="auto"/>
             </w:tcBorders>
-            <w:tcPrChange w:id="391" w:author="Anna Seaman" w:date="2026-08-07T16:18:00Z" w16du:dateUtc="2026-08-07T21:18:00Z">
-              <w:tcPr>
-                <w:tcW w:w="3798" w:type="dxa"/>
-                <w:tcBorders>
-                  <w:top w:val="single" w:sz="4" w:space="0" w:color="auto"/>
-                  <w:left w:val="single" w:sz="4" w:space="0" w:color="auto"/>
-                  <w:bottom w:val="single" w:sz="4" w:space="0" w:color="auto"/>
-                  <w:right w:val="single" w:sz="4" w:space="0" w:color="auto"/>
-                </w:tcBorders>
-              </w:tcPr>
-            </w:tcPrChange>
           </w:tcPr>
           <w:p>
             <w:pPr>
               <w:ind w:left="144" w:hanging="144"/>
               <w:rPr>
-                <w:ins w:id="392" w:author="Anna Seaman" w:date="2026-08-07T15:49:00Z" w16du:dateUtc="2026-08-07T20:49:00Z"/>
                 <w:bCs/>
                 <w:color w:val="000000"/>
               </w:rPr>
-              <w:pPrChange w:id="393" w:author="Anna Seaman" w:date="2026-08-07T20:21:00Z" w16du:dateUtc="2026-08-08T01:21:00Z">
-                <w:pPr/>
-              </w:pPrChange>
             </w:pPr>
           </w:p>
         </w:tc>
       </w:tr>
       <w:tr>
-        <w:trPr>
-          <w:ins w:id="394" w:author="Anna Seaman" w:date="2026-08-07T15:49:00Z"/>
-        </w:trPr>
         <w:tc>
           <w:tcPr>
             <w:tcW w:w="3168" w:type="dxa"/>
@@ -741,51 +418,22 @@
               <w:right w:val="single" w:sz="4" w:space="0" w:color="auto"/>
             </w:tcBorders>
             <w:shd w:val="clear" w:color="auto" w:fill="EDD2C4"/>
-            <w:tcPrChange w:id="395" w:author="Anna Seaman" w:date="2026-08-07T16:18:00Z" w16du:dateUtc="2026-08-07T21:18:00Z">
-              <w:tcPr>
-                <w:tcW w:w="4698" w:type="dxa"/>
-                <w:gridSpan w:val="3"/>
-                <w:tcBorders>
-                  <w:top w:val="single" w:sz="4" w:space="0" w:color="auto"/>
-                  <w:left w:val="single" w:sz="4" w:space="0" w:color="auto"/>
-                  <w:bottom w:val="single" w:sz="4" w:space="0" w:color="auto"/>
-                  <w:right w:val="single" w:sz="4" w:space="0" w:color="auto"/>
-                </w:tcBorders>
-                <w:shd w:val="clear" w:color="auto" w:fill="EDD2C4"/>
-              </w:tcPr>
-            </w:tcPrChange>
           </w:tcPr>
           <w:p>
             <w:pPr>
               <w:ind w:left="144" w:hanging="144"/>
               <w:rPr>
-                <w:ins w:id="396" w:author="Anna Seaman" w:date="2026-08-07T15:49:00Z" w16du:dateUtc="2026-08-07T20:49:00Z"/>
                 <w:bCs/>
                 <w:color w:val="000000"/>
               </w:rPr>
-              <w:pPrChange w:id="397" w:author="Anna Seaman" w:date="2026-08-07T20:21:00Z" w16du:dateUtc="2026-08-08T01:21:00Z">
-                <w:pPr>
-                  <w:ind w:left="360" w:hanging="360"/>
-                </w:pPr>
-              </w:pPrChange>
             </w:pPr>
-            <w:ins w:id="398" w:author="Anna Seaman" w:date="2026-08-07T16:18:00Z" w16du:dateUtc="2026-08-07T21:18:00Z">
-              <w:r>
-                <w:rPr>
-                  <w:rFonts w:cs="Aptos" w:ascii="Aptos" w:hAnsi="Aptos" w:eastAsia="Aptos"/>
-                  <w:color w:val="000000"/>
-                  <w:rPrChange w:id="399" w:author="Anna Seaman" w:date="2026-08-07T16:18:00Z" w16du:dateUtc="2026-08-07T21:18:00Z">
-                    <w:rPr>
-                      <w:rFonts w:cs="ITC Franklin Gothic Std"/>
-                      <w:color w:val="000000"/>
-                      <w:sz w:val="20"/>
-                      <w:szCs w:val="20"/>
-                    </w:rPr>
-                  </w:rPrChange>
-                </w:rPr>
-                <w:t>You understand how this condition will affect the athlete’s ability to practice and compete</w:t>
-              </w:r>
-            </w:ins>
+            <w:r>
+              <w:rPr>
+                <w:rFonts w:cs="Aptos" w:ascii="Aptos" w:hAnsi="Aptos" w:eastAsia="Aptos"/>
+                <w:color w:val="000000"/>
+              </w:rPr>
+              <w:t>You understand how this condition will affect the athlete’s ability to practice and compete</w:t>
+            </w:r>
           </w:p>
         </w:tc>
         <w:tc>
@@ -797,29 +445,14 @@
               <w:bottom w:val="single" w:sz="4" w:space="0" w:color="auto"/>
               <w:right w:val="single" w:sz="4" w:space="0" w:color="auto"/>
             </w:tcBorders>
-            <w:tcPrChange w:id="400" w:author="Anna Seaman" w:date="2026-08-07T16:18:00Z" w16du:dateUtc="2026-08-07T21:18:00Z">
-              <w:tcPr>
-                <w:tcW w:w="1080" w:type="dxa"/>
-                <w:tcBorders>
-                  <w:top w:val="single" w:sz="4" w:space="0" w:color="auto"/>
-                  <w:left w:val="single" w:sz="4" w:space="0" w:color="auto"/>
-                  <w:bottom w:val="single" w:sz="4" w:space="0" w:color="auto"/>
-                  <w:right w:val="single" w:sz="4" w:space="0" w:color="auto"/>
-                </w:tcBorders>
-              </w:tcPr>
-            </w:tcPrChange>
           </w:tcPr>
           <w:p>
             <w:pPr>
               <w:ind w:left="144" w:hanging="144"/>
               <w:rPr>
-                <w:ins w:id="401" w:author="Anna Seaman" w:date="2026-08-07T15:49:00Z" w16du:dateUtc="2026-08-07T20:49:00Z"/>
                 <w:bCs/>
                 <w:color w:val="000000"/>
               </w:rPr>
-              <w:pPrChange w:id="402" w:author="Anna Seaman" w:date="2026-08-07T20:21:00Z" w16du:dateUtc="2026-08-08T01:21:00Z">
-                <w:pPr/>
-              </w:pPrChange>
             </w:pPr>
           </w:p>
         </w:tc>
@@ -832,37 +465,19 @@
               <w:bottom w:val="single" w:sz="4" w:space="0" w:color="auto"/>
               <w:right w:val="single" w:sz="4" w:space="0" w:color="auto"/>
             </w:tcBorders>
-            <w:tcPrChange w:id="403" w:author="Anna Seaman" w:date="2026-08-07T16:18:00Z" w16du:dateUtc="2026-08-07T21:18:00Z">
-              <w:tcPr>
-                <w:tcW w:w="3798" w:type="dxa"/>
-                <w:tcBorders>
-                  <w:top w:val="single" w:sz="4" w:space="0" w:color="auto"/>
-                  <w:left w:val="single" w:sz="4" w:space="0" w:color="auto"/>
-                  <w:bottom w:val="single" w:sz="4" w:space="0" w:color="auto"/>
-                  <w:right w:val="single" w:sz="4" w:space="0" w:color="auto"/>
-                </w:tcBorders>
-              </w:tcPr>
-            </w:tcPrChange>
           </w:tcPr>
           <w:p>
             <w:pPr>
               <w:ind w:left="144" w:hanging="144"/>
               <w:rPr>
-                <w:ins w:id="404" w:author="Anna Seaman" w:date="2026-08-07T15:49:00Z" w16du:dateUtc="2026-08-07T20:49:00Z"/>
                 <w:bCs/>
                 <w:color w:val="000000"/>
               </w:rPr>
-              <w:pPrChange w:id="405" w:author="Anna Seaman" w:date="2026-08-07T20:21:00Z" w16du:dateUtc="2026-08-08T01:21:00Z">
-                <w:pPr/>
-              </w:pPrChange>
             </w:pPr>
           </w:p>
         </w:tc>
       </w:tr>
       <w:tr>
-        <w:trPr>
-          <w:ins w:id="406" w:author="Anna Seaman" w:date="2026-08-07T15:49:00Z"/>
-        </w:trPr>
         <w:tc>
           <w:tcPr>
             <w:tcW w:w="3168" w:type="dxa"/>
@@ -873,49 +488,18 @@
               <w:right w:val="single" w:sz="4" w:space="0" w:color="auto"/>
             </w:tcBorders>
             <w:shd w:val="clear" w:color="auto" w:fill="EDD2C4"/>
-            <w:tcPrChange w:id="407" w:author="Anna Seaman" w:date="2026-08-07T16:18:00Z" w16du:dateUtc="2026-08-07T21:18:00Z">
-              <w:tcPr>
-                <w:tcW w:w="4698" w:type="dxa"/>
-                <w:gridSpan w:val="3"/>
-                <w:tcBorders>
-                  <w:top w:val="single" w:sz="4" w:space="0" w:color="auto"/>
-                  <w:left w:val="single" w:sz="4" w:space="0" w:color="auto"/>
-                  <w:bottom w:val="single" w:sz="4" w:space="0" w:color="auto"/>
-                  <w:right w:val="single" w:sz="4" w:space="0" w:color="auto"/>
-                </w:tcBorders>
-                <w:shd w:val="clear" w:color="auto" w:fill="EDD2C4"/>
-              </w:tcPr>
-            </w:tcPrChange>
           </w:tcPr>
           <w:p>
             <w:pPr>
               <w:ind w:left="144" w:hanging="144"/>
+            </w:pPr>
+            <w:r>
               <w:rPr>
-                <w:ins w:id="408" w:author="Anna Seaman" w:date="2026-08-07T15:49:00Z" w16du:dateUtc="2026-08-07T20:49:00Z"/>
+                <w:rFonts w:cs="Aptos" w:ascii="Aptos" w:hAnsi="Aptos" w:eastAsia="Aptos"/>
+                <w:color w:val="000000"/>
               </w:rPr>
-              <w:pPrChange w:id="409" w:author="Anna Seaman" w:date="2026-08-07T20:21:00Z" w16du:dateUtc="2026-08-08T01:21:00Z">
-                <w:pPr>
-                  <w:ind w:left="360" w:hanging="360"/>
-                </w:pPr>
-              </w:pPrChange>
-            </w:pPr>
-            <w:ins w:id="410" w:author="Anna Seaman" w:date="2026-08-07T16:18:00Z" w16du:dateUtc="2026-08-07T21:18:00Z">
-              <w:r>
-                <w:rPr>
-                  <w:rFonts w:cs="Aptos" w:ascii="Aptos" w:hAnsi="Aptos" w:eastAsia="Aptos"/>
-                  <w:color w:val="000000"/>
-                  <w:rPrChange w:id="411" w:author="Anna Seaman" w:date="2026-08-07T16:18:00Z" w16du:dateUtc="2026-08-07T21:18:00Z">
-                    <w:rPr>
-                      <w:rFonts w:cs="ITC Franklin Gothic Std"/>
-                      <w:color w:val="000000"/>
-                      <w:sz w:val="20"/>
-                      <w:szCs w:val="20"/>
-                    </w:rPr>
-                  </w:rPrChange>
-                </w:rPr>
-                <w:t>Daily management (nutrition, oxygen, self-limit, rest, etc.) is understood</w:t>
-              </w:r>
-            </w:ins>
+              <w:t>Daily management (nutrition, oxygen, self-limit, rest, etc.) is understood</w:t>
+            </w:r>
           </w:p>
         </w:tc>
         <w:tc>
@@ -927,29 +511,14 @@
               <w:bottom w:val="single" w:sz="4" w:space="0" w:color="auto"/>
               <w:right w:val="single" w:sz="4" w:space="0" w:color="auto"/>
             </w:tcBorders>
-            <w:tcPrChange w:id="412" w:author="Anna Seaman" w:date="2026-08-07T16:18:00Z" w16du:dateUtc="2026-08-07T21:18:00Z">
-              <w:tcPr>
-                <w:tcW w:w="1080" w:type="dxa"/>
-                <w:tcBorders>
-                  <w:top w:val="single" w:sz="4" w:space="0" w:color="auto"/>
-                  <w:left w:val="single" w:sz="4" w:space="0" w:color="auto"/>
-                  <w:bottom w:val="single" w:sz="4" w:space="0" w:color="auto"/>
-                  <w:right w:val="single" w:sz="4" w:space="0" w:color="auto"/>
-                </w:tcBorders>
-              </w:tcPr>
-            </w:tcPrChange>
           </w:tcPr>
           <w:p>
             <w:pPr>
               <w:ind w:left="144" w:hanging="144"/>
               <w:rPr>
-                <w:ins w:id="413" w:author="Anna Seaman" w:date="2026-08-07T15:49:00Z" w16du:dateUtc="2026-08-07T20:49:00Z"/>
                 <w:bCs/>
                 <w:color w:val="000000"/>
               </w:rPr>
-              <w:pPrChange w:id="414" w:author="Anna Seaman" w:date="2026-08-07T20:21:00Z" w16du:dateUtc="2026-08-08T01:21:00Z">
-                <w:pPr/>
-              </w:pPrChange>
             </w:pPr>
           </w:p>
         </w:tc>
@@ -962,37 +531,19 @@
               <w:bottom w:val="single" w:sz="4" w:space="0" w:color="auto"/>
               <w:right w:val="single" w:sz="4" w:space="0" w:color="auto"/>
             </w:tcBorders>
-            <w:tcPrChange w:id="415" w:author="Anna Seaman" w:date="2026-08-07T16:18:00Z" w16du:dateUtc="2026-08-07T21:18:00Z">
-              <w:tcPr>
-                <w:tcW w:w="3798" w:type="dxa"/>
-                <w:tcBorders>
-                  <w:top w:val="single" w:sz="4" w:space="0" w:color="auto"/>
-                  <w:left w:val="single" w:sz="4" w:space="0" w:color="auto"/>
-                  <w:bottom w:val="single" w:sz="4" w:space="0" w:color="auto"/>
-                  <w:right w:val="single" w:sz="4" w:space="0" w:color="auto"/>
-                </w:tcBorders>
-              </w:tcPr>
-            </w:tcPrChange>
           </w:tcPr>
           <w:p>
             <w:pPr>
               <w:ind w:left="144" w:hanging="144"/>
               <w:rPr>
-                <w:ins w:id="416" w:author="Anna Seaman" w:date="2026-08-07T15:49:00Z" w16du:dateUtc="2026-08-07T20:49:00Z"/>
                 <w:bCs/>
                 <w:color w:val="000000"/>
               </w:rPr>
-              <w:pPrChange w:id="417" w:author="Anna Seaman" w:date="2026-08-07T20:21:00Z" w16du:dateUtc="2026-08-08T01:21:00Z">
-                <w:pPr/>
-              </w:pPrChange>
             </w:pPr>
           </w:p>
         </w:tc>
       </w:tr>
       <w:tr>
-        <w:trPr>
-          <w:ins w:id="418" w:author="Anna Seaman" w:date="2026-08-07T15:49:00Z"/>
-        </w:trPr>
         <w:tc>
           <w:tcPr>
             <w:tcW w:w="3168" w:type="dxa"/>
@@ -1003,60 +554,22 @@
               <w:right w:val="single" w:sz="4" w:space="0" w:color="auto"/>
             </w:tcBorders>
             <w:shd w:val="clear" w:color="auto" w:fill="EDD2C4"/>
-            <w:tcPrChange w:id="419" w:author="Anna Seaman" w:date="2026-08-07T16:18:00Z" w16du:dateUtc="2026-08-07T21:18:00Z">
-              <w:tcPr>
-                <w:tcW w:w="4698" w:type="dxa"/>
-                <w:gridSpan w:val="3"/>
-                <w:tcBorders>
-                  <w:top w:val="single" w:sz="4" w:space="0" w:color="auto"/>
-                  <w:left w:val="single" w:sz="4" w:space="0" w:color="auto"/>
-                  <w:bottom w:val="single" w:sz="4" w:space="0" w:color="auto"/>
-                  <w:right w:val="single" w:sz="4" w:space="0" w:color="auto"/>
-                </w:tcBorders>
-                <w:shd w:val="clear" w:color="auto" w:fill="EDD2C4"/>
-              </w:tcPr>
-            </w:tcPrChange>
           </w:tcPr>
           <w:p>
             <w:pPr>
               <w:ind w:left="144" w:hanging="144"/>
               <w:rPr>
-                <w:ins w:id="420" w:author="Anna Seaman" w:date="2026-08-07T15:49:00Z" w16du:dateUtc="2026-08-07T20:49:00Z"/>
                 <w:rFonts w:cs="ITC Franklin Gothic Std"/>
                 <w:color w:val="000000"/>
-                <w:rPrChange w:id="421" w:author="Anna Seaman" w:date="2026-08-07T16:18:00Z" w16du:dateUtc="2026-08-07T21:18:00Z">
-                  <w:rPr>
-                    <w:ins w:id="422" w:author="Anna Seaman" w:date="2026-08-07T15:49:00Z" w16du:dateUtc="2026-08-07T20:49:00Z"/>
-                    <w:rFonts w:cs="ITC Franklin Gothic Std"/>
-                    <w:color w:val="000000"/>
-                    <w:sz w:val="20"/>
-                    <w:szCs w:val="20"/>
-                  </w:rPr>
-                </w:rPrChange>
               </w:rPr>
-              <w:pPrChange w:id="423" w:author="Anna Seaman" w:date="2026-08-07T20:21:00Z" w16du:dateUtc="2026-08-08T01:21:00Z">
-                <w:pPr>
-                  <w:ind w:left="360" w:hanging="360"/>
-                </w:pPr>
-              </w:pPrChange>
             </w:pPr>
-            <w:ins w:id="424" w:author="Anna Seaman" w:date="2026-08-07T16:18:00Z" w16du:dateUtc="2026-08-07T21:18:00Z">
-              <w:r>
-                <w:rPr>
-                  <w:rFonts w:cs="Aptos" w:ascii="Aptos" w:hAnsi="Aptos" w:eastAsia="Aptos"/>
-                  <w:color w:val="000000"/>
-                  <w:rPrChange w:id="425" w:author="Anna Seaman" w:date="2026-08-07T16:18:00Z" w16du:dateUtc="2026-08-07T21:18:00Z">
-                    <w:rPr>
-                      <w:rFonts w:cs="ITC Franklin Gothic Std"/>
-                      <w:color w:val="000000"/>
-                      <w:sz w:val="20"/>
-                      <w:szCs w:val="20"/>
-                    </w:rPr>
-                  </w:rPrChange>
-                </w:rPr>
-                <w:t>Prevention strategies for this condition are clarified</w:t>
-              </w:r>
-            </w:ins>
+            <w:r>
+              <w:rPr>
+                <w:rFonts w:cs="Aptos" w:ascii="Aptos" w:hAnsi="Aptos" w:eastAsia="Aptos"/>
+                <w:color w:val="000000"/>
+              </w:rPr>
+              <w:t>Prevention strategies for this condition are clarified</w:t>
+            </w:r>
           </w:p>
         </w:tc>
         <w:tc>
@@ -1068,29 +581,14 @@
               <w:bottom w:val="single" w:sz="4" w:space="0" w:color="auto"/>
               <w:right w:val="single" w:sz="4" w:space="0" w:color="auto"/>
             </w:tcBorders>
-            <w:tcPrChange w:id="426" w:author="Anna Seaman" w:date="2026-08-07T16:18:00Z" w16du:dateUtc="2026-08-07T21:18:00Z">
-              <w:tcPr>
-                <w:tcW w:w="1080" w:type="dxa"/>
-                <w:tcBorders>
-                  <w:top w:val="single" w:sz="4" w:space="0" w:color="auto"/>
-                  <w:left w:val="single" w:sz="4" w:space="0" w:color="auto"/>
-                  <w:bottom w:val="single" w:sz="4" w:space="0" w:color="auto"/>
-                  <w:right w:val="single" w:sz="4" w:space="0" w:color="auto"/>
-                </w:tcBorders>
-              </w:tcPr>
-            </w:tcPrChange>
           </w:tcPr>
           <w:p>
             <w:pPr>
               <w:ind w:left="144" w:hanging="144"/>
               <w:rPr>
-                <w:ins w:id="427" w:author="Anna Seaman" w:date="2026-08-07T15:49:00Z" w16du:dateUtc="2026-08-07T20:49:00Z"/>
                 <w:bCs/>
                 <w:color w:val="000000"/>
               </w:rPr>
-              <w:pPrChange w:id="428" w:author="Anna Seaman" w:date="2026-08-07T20:21:00Z" w16du:dateUtc="2026-08-08T01:21:00Z">
-                <w:pPr/>
-              </w:pPrChange>
             </w:pPr>
           </w:p>
         </w:tc>
@@ -1103,37 +601,19 @@
               <w:bottom w:val="single" w:sz="4" w:space="0" w:color="auto"/>
               <w:right w:val="single" w:sz="4" w:space="0" w:color="auto"/>
             </w:tcBorders>
-            <w:tcPrChange w:id="429" w:author="Anna Seaman" w:date="2026-08-07T16:18:00Z" w16du:dateUtc="2026-08-07T21:18:00Z">
-              <w:tcPr>
-                <w:tcW w:w="3798" w:type="dxa"/>
-                <w:tcBorders>
-                  <w:top w:val="single" w:sz="4" w:space="0" w:color="auto"/>
-                  <w:left w:val="single" w:sz="4" w:space="0" w:color="auto"/>
-                  <w:bottom w:val="single" w:sz="4" w:space="0" w:color="auto"/>
-                  <w:right w:val="single" w:sz="4" w:space="0" w:color="auto"/>
-                </w:tcBorders>
-              </w:tcPr>
-            </w:tcPrChange>
           </w:tcPr>
           <w:p>
             <w:pPr>
               <w:ind w:left="144" w:hanging="144"/>
               <w:rPr>
-                <w:ins w:id="430" w:author="Anna Seaman" w:date="2026-08-07T15:49:00Z" w16du:dateUtc="2026-08-07T20:49:00Z"/>
                 <w:bCs/>
                 <w:color w:val="000000"/>
               </w:rPr>
-              <w:pPrChange w:id="431" w:author="Anna Seaman" w:date="2026-08-07T20:21:00Z" w16du:dateUtc="2026-08-08T01:21:00Z">
-                <w:pPr/>
-              </w:pPrChange>
             </w:pPr>
           </w:p>
         </w:tc>
       </w:tr>
       <w:tr>
-        <w:trPr>
-          <w:ins w:id="432" w:author="Anna Seaman" w:date="2026-08-07T15:50:00Z"/>
-        </w:trPr>
         <w:tc>
           <w:tcPr>
             <w:tcW w:w="3168" w:type="dxa"/>
@@ -1144,93 +624,39 @@
               <w:right w:val="single" w:sz="4" w:space="0" w:color="auto"/>
             </w:tcBorders>
             <w:shd w:val="clear" w:color="auto" w:fill="EDD2C4"/>
-            <w:tcPrChange w:id="433" w:author="Anna Seaman" w:date="2026-08-07T16:18:00Z" w16du:dateUtc="2026-08-07T21:18:00Z">
-              <w:tcPr>
-                <w:tcW w:w="4698" w:type="dxa"/>
-                <w:gridSpan w:val="3"/>
-                <w:tcBorders>
-                  <w:top w:val="single" w:sz="4" w:space="0" w:color="auto"/>
-                  <w:left w:val="single" w:sz="4" w:space="0" w:color="auto"/>
-                  <w:bottom w:val="single" w:sz="4" w:space="0" w:color="auto"/>
-                  <w:right w:val="single" w:sz="4" w:space="0" w:color="auto"/>
-                </w:tcBorders>
-                <w:shd w:val="clear" w:color="auto" w:fill="EDD2C4"/>
-              </w:tcPr>
-            </w:tcPrChange>
           </w:tcPr>
           <w:p>
             <w:pPr>
               <w:ind w:left="144" w:hanging="144"/>
               <w:rPr>
-                <w:ins w:id="434" w:author="Anna Seaman" w:date="2026-08-07T15:50:00Z" w16du:dateUtc="2026-08-07T20:50:00Z"/>
                 <w:rFonts w:cs="ITC Franklin Gothic Std"/>
                 <w:color w:val="000000"/>
-                <w:rPrChange w:id="435" w:author="Anna Seaman" w:date="2026-08-07T16:18:00Z" w16du:dateUtc="2026-08-07T21:18:00Z">
-                  <w:rPr>
-                    <w:ins w:id="436" w:author="Anna Seaman" w:date="2026-08-07T15:50:00Z" w16du:dateUtc="2026-08-07T20:50:00Z"/>
-                    <w:rFonts w:cs="ITC Franklin Gothic Std"/>
-                    <w:color w:val="000000"/>
-                    <w:sz w:val="20"/>
-                    <w:szCs w:val="20"/>
-                  </w:rPr>
-                </w:rPrChange>
               </w:rPr>
-              <w:pPrChange w:id="437" w:author="Anna Seaman" w:date="2026-08-07T20:21:00Z" w16du:dateUtc="2026-08-08T01:21:00Z">
-                <w:pPr>
-                  <w:ind w:left="360" w:hanging="360"/>
-                </w:pPr>
-              </w:pPrChange>
             </w:pPr>
             <w:proofErr w:type="gramStart"/>
-            <w:ins w:id="438" w:author="Anna Seaman" w:date="2026-08-07T16:18:00Z" w16du:dateUtc="2026-08-07T21:18:00Z">
-              <w:r>
-                <w:rPr>
-                  <w:rFonts w:cs="Aptos" w:ascii="Aptos" w:hAnsi="Aptos" w:eastAsia="Aptos"/>
-                  <w:color w:val="000000"/>
-                  <w:rPrChange w:id="439" w:author="Anna Seaman" w:date="2026-08-07T16:18:00Z" w16du:dateUtc="2026-08-07T21:18:00Z">
-                    <w:rPr>
-                      <w:rFonts w:cs="ITC Franklin Gothic Std"/>
-                      <w:color w:val="000000"/>
-                      <w:sz w:val="20"/>
-                      <w:szCs w:val="20"/>
-                    </w:rPr>
-                  </w:rPrChange>
-                </w:rPr>
-                <w:t>Emergent</w:t>
-              </w:r>
-              <w:proofErr w:type="gramEnd"/>
-              <w:r>
-                <w:rPr>
-                  <w:rFonts w:cs="Aptos" w:ascii="Aptos" w:hAnsi="Aptos" w:eastAsia="Aptos"/>
-                  <w:color w:val="000000"/>
-                  <w:rPrChange w:id="440" w:author="Anna Seaman" w:date="2026-08-07T16:18:00Z" w16du:dateUtc="2026-08-07T21:18:00Z">
-                    <w:rPr>
-                      <w:rFonts w:cs="ITC Franklin Gothic Std"/>
-                      <w:color w:val="000000"/>
-                      <w:sz w:val="20"/>
-                      <w:szCs w:val="20"/>
-                    </w:rPr>
-                  </w:rPrChange>
-                </w:rPr>
-                <w:t xml:space="preserve"> management, including roles for coach, </w:t>
-              </w:r>
-              <w:r>
-                <w:rPr>
-                  <w:rFonts w:cs="Aptos" w:ascii="Aptos" w:hAnsi="Aptos" w:eastAsia="Aptos"/>
-                  <w:color w:val="000000"/>
-                  <w:rPrChange w:id="441" w:author="Anna Seaman" w:date="2026-08-07T16:18:00Z" w16du:dateUtc="2026-08-07T21:18:00Z">
-                    <w:rPr>
-                      <w:rFonts w:cs="ITC Franklin Gothic Std"/>
-                      <w:color w:val="000000"/>
-                      <w:sz w:val="20"/>
-                      <w:szCs w:val="20"/>
-                    </w:rPr>
-                  </w:rPrChange>
-                </w:rPr>
-                <w:lastRenderedPageBreak/>
-                <w:t>HCP, and team, is understood</w:t>
-              </w:r>
-            </w:ins>
+            <w:r>
+              <w:rPr>
+                <w:rFonts w:cs="Aptos" w:ascii="Aptos" w:hAnsi="Aptos" w:eastAsia="Aptos"/>
+                <w:color w:val="000000"/>
+              </w:rPr>
+              <w:t>Emergent</w:t>
+            </w:r>
+            <w:proofErr w:type="gramEnd"/>
+            <w:r>
+              <w:rPr>
+                <w:rFonts w:cs="Aptos" w:ascii="Aptos" w:hAnsi="Aptos" w:eastAsia="Aptos"/>
+                <w:color w:val="000000"/>
+              </w:rPr>
+              <w:t xml:space="preserve"> management, including roles for coach, </w:t>
+            </w:r>
+            <w:r>
+              <w:rPr>
+                <w:rFonts w:cs="Aptos" w:ascii="Aptos" w:hAnsi="Aptos" w:eastAsia="Aptos"/>
+                <w:color w:val="000000"/>
+              </w:rPr>
+              <w:lastRenderedPageBreak/>
+              <w:t>HCP, and team, is understood</w:t>
+            </w:r>
           </w:p>
         </w:tc>
         <w:tc>
@@ -1242,29 +668,14 @@
               <w:bottom w:val="single" w:sz="4" w:space="0" w:color="auto"/>
               <w:right w:val="single" w:sz="4" w:space="0" w:color="auto"/>
             </w:tcBorders>
-            <w:tcPrChange w:id="442" w:author="Anna Seaman" w:date="2026-08-07T16:18:00Z" w16du:dateUtc="2026-08-07T21:18:00Z">
-              <w:tcPr>
-                <w:tcW w:w="1080" w:type="dxa"/>
-                <w:tcBorders>
-                  <w:top w:val="single" w:sz="4" w:space="0" w:color="auto"/>
-                  <w:left w:val="single" w:sz="4" w:space="0" w:color="auto"/>
-                  <w:bottom w:val="single" w:sz="4" w:space="0" w:color="auto"/>
-                  <w:right w:val="single" w:sz="4" w:space="0" w:color="auto"/>
-                </w:tcBorders>
-              </w:tcPr>
-            </w:tcPrChange>
           </w:tcPr>
           <w:p>
             <w:pPr>
               <w:ind w:left="144" w:hanging="144"/>
               <w:rPr>
-                <w:ins w:id="443" w:author="Anna Seaman" w:date="2026-08-07T15:50:00Z" w16du:dateUtc="2026-08-07T20:50:00Z"/>
                 <w:bCs/>
                 <w:color w:val="000000"/>
               </w:rPr>
-              <w:pPrChange w:id="444" w:author="Anna Seaman" w:date="2026-08-07T20:21:00Z" w16du:dateUtc="2026-08-08T01:21:00Z">
-                <w:pPr/>
-              </w:pPrChange>
             </w:pPr>
           </w:p>
         </w:tc>
@@ -1277,37 +688,19 @@
               <w:bottom w:val="single" w:sz="4" w:space="0" w:color="auto"/>
               <w:right w:val="single" w:sz="4" w:space="0" w:color="auto"/>
             </w:tcBorders>
-            <w:tcPrChange w:id="445" w:author="Anna Seaman" w:date="2026-08-07T16:18:00Z" w16du:dateUtc="2026-08-07T21:18:00Z">
-              <w:tcPr>
-                <w:tcW w:w="3798" w:type="dxa"/>
-                <w:tcBorders>
-                  <w:top w:val="single" w:sz="4" w:space="0" w:color="auto"/>
-                  <w:left w:val="single" w:sz="4" w:space="0" w:color="auto"/>
-                  <w:bottom w:val="single" w:sz="4" w:space="0" w:color="auto"/>
-                  <w:right w:val="single" w:sz="4" w:space="0" w:color="auto"/>
-                </w:tcBorders>
-              </w:tcPr>
-            </w:tcPrChange>
           </w:tcPr>
           <w:p>
             <w:pPr>
               <w:ind w:left="144" w:hanging="144"/>
               <w:rPr>
-                <w:ins w:id="446" w:author="Anna Seaman" w:date="2026-08-07T15:50:00Z" w16du:dateUtc="2026-08-07T20:50:00Z"/>
                 <w:bCs/>
                 <w:color w:val="000000"/>
               </w:rPr>
-              <w:pPrChange w:id="447" w:author="Anna Seaman" w:date="2026-08-07T20:21:00Z" w16du:dateUtc="2026-08-08T01:21:00Z">
-                <w:pPr/>
-              </w:pPrChange>
             </w:pPr>
           </w:p>
         </w:tc>
       </w:tr>
       <w:tr>
-        <w:trPr>
-          <w:ins w:id="448" w:author="Anna Seaman" w:date="2026-08-07T15:49:00Z"/>
-        </w:trPr>
         <w:tc>
           <w:tcPr>
             <w:tcW w:w="3168" w:type="dxa"/>
@@ -1318,60 +711,22 @@
               <w:right w:val="single" w:sz="4" w:space="0" w:color="auto"/>
             </w:tcBorders>
             <w:shd w:val="clear" w:color="auto" w:fill="EDD2C4"/>
-            <w:tcPrChange w:id="449" w:author="Anna Seaman" w:date="2026-08-07T16:18:00Z" w16du:dateUtc="2026-08-07T21:18:00Z">
-              <w:tcPr>
-                <w:tcW w:w="4698" w:type="dxa"/>
-                <w:gridSpan w:val="3"/>
-                <w:tcBorders>
-                  <w:top w:val="single" w:sz="4" w:space="0" w:color="auto"/>
-                  <w:left w:val="single" w:sz="4" w:space="0" w:color="auto"/>
-                  <w:bottom w:val="single" w:sz="4" w:space="0" w:color="auto"/>
-                  <w:right w:val="single" w:sz="4" w:space="0" w:color="auto"/>
-                </w:tcBorders>
-                <w:shd w:val="clear" w:color="auto" w:fill="EDD2C4"/>
-              </w:tcPr>
-            </w:tcPrChange>
           </w:tcPr>
           <w:p>
             <w:pPr>
               <w:ind w:left="144" w:hanging="144"/>
               <w:rPr>
-                <w:ins w:id="450" w:author="Anna Seaman" w:date="2026-08-07T15:49:00Z" w16du:dateUtc="2026-08-07T20:49:00Z"/>
                 <w:rFonts w:cs="ITC Franklin Gothic Std"/>
                 <w:color w:val="000000"/>
-                <w:rPrChange w:id="451" w:author="Anna Seaman" w:date="2026-08-07T16:18:00Z" w16du:dateUtc="2026-08-07T21:18:00Z">
-                  <w:rPr>
-                    <w:ins w:id="452" w:author="Anna Seaman" w:date="2026-08-07T15:49:00Z" w16du:dateUtc="2026-08-07T20:49:00Z"/>
-                    <w:rFonts w:cs="ITC Franklin Gothic Std"/>
-                    <w:color w:val="000000"/>
-                    <w:sz w:val="20"/>
-                    <w:szCs w:val="20"/>
-                  </w:rPr>
-                </w:rPrChange>
               </w:rPr>
-              <w:pPrChange w:id="453" w:author="Anna Seaman" w:date="2026-08-07T20:21:00Z" w16du:dateUtc="2026-08-08T01:21:00Z">
-                <w:pPr>
-                  <w:ind w:left="360" w:hanging="360"/>
-                </w:pPr>
-              </w:pPrChange>
             </w:pPr>
-            <w:ins w:id="454" w:author="Anna Seaman" w:date="2026-08-07T16:18:00Z" w16du:dateUtc="2026-08-07T21:18:00Z">
-              <w:r>
-                <w:rPr>
-                  <w:rFonts w:cs="Aptos" w:ascii="Aptos" w:hAnsi="Aptos" w:eastAsia="Aptos"/>
-                  <w:color w:val="000000"/>
-                  <w:rPrChange w:id="455" w:author="Anna Seaman" w:date="2026-08-07T16:18:00Z" w16du:dateUtc="2026-08-07T21:18:00Z">
-                    <w:rPr>
-                      <w:rFonts w:cs="ITC Franklin Gothic Std"/>
-                      <w:color w:val="000000"/>
-                      <w:sz w:val="20"/>
-                      <w:szCs w:val="20"/>
-                    </w:rPr>
-                  </w:rPrChange>
-                </w:rPr>
-                <w:t>Impact and involvement of the team related to this athlete’s condition is conveyed</w:t>
-              </w:r>
-            </w:ins>
+            <w:r>
+              <w:rPr>
+                <w:rFonts w:cs="Aptos" w:ascii="Aptos" w:hAnsi="Aptos" w:eastAsia="Aptos"/>
+                <w:color w:val="000000"/>
+              </w:rPr>
+              <w:t>Impact and involvement of the team related to this athlete’s condition is conveyed</w:t>
+            </w:r>
           </w:p>
         </w:tc>
         <w:tc>
@@ -1383,29 +738,14 @@
               <w:bottom w:val="single" w:sz="4" w:space="0" w:color="auto"/>
               <w:right w:val="single" w:sz="4" w:space="0" w:color="auto"/>
             </w:tcBorders>
-            <w:tcPrChange w:id="456" w:author="Anna Seaman" w:date="2026-08-07T16:18:00Z" w16du:dateUtc="2026-08-07T21:18:00Z">
-              <w:tcPr>
-                <w:tcW w:w="1080" w:type="dxa"/>
-                <w:tcBorders>
-                  <w:top w:val="single" w:sz="4" w:space="0" w:color="auto"/>
-                  <w:left w:val="single" w:sz="4" w:space="0" w:color="auto"/>
-                  <w:bottom w:val="single" w:sz="4" w:space="0" w:color="auto"/>
-                  <w:right w:val="single" w:sz="4" w:space="0" w:color="auto"/>
-                </w:tcBorders>
-              </w:tcPr>
-            </w:tcPrChange>
           </w:tcPr>
           <w:p>
             <w:pPr>
               <w:ind w:left="144" w:hanging="144"/>
               <w:rPr>
-                <w:ins w:id="457" w:author="Anna Seaman" w:date="2026-08-07T15:49:00Z" w16du:dateUtc="2026-08-07T20:49:00Z"/>
                 <w:bCs/>
                 <w:color w:val="000000"/>
               </w:rPr>
-              <w:pPrChange w:id="458" w:author="Anna Seaman" w:date="2026-08-07T20:21:00Z" w16du:dateUtc="2026-08-08T01:21:00Z">
-                <w:pPr/>
-              </w:pPrChange>
             </w:pPr>
           </w:p>
         </w:tc>
@@ -1418,29 +758,14 @@
               <w:bottom w:val="single" w:sz="4" w:space="0" w:color="auto"/>
               <w:right w:val="single" w:sz="4" w:space="0" w:color="auto"/>
             </w:tcBorders>
-            <w:tcPrChange w:id="459" w:author="Anna Seaman" w:date="2026-08-07T16:18:00Z" w16du:dateUtc="2026-08-07T21:18:00Z">
-              <w:tcPr>
-                <w:tcW w:w="3798" w:type="dxa"/>
-                <w:tcBorders>
-                  <w:top w:val="single" w:sz="4" w:space="0" w:color="auto"/>
-                  <w:left w:val="single" w:sz="4" w:space="0" w:color="auto"/>
-                  <w:bottom w:val="single" w:sz="4" w:space="0" w:color="auto"/>
-                  <w:right w:val="single" w:sz="4" w:space="0" w:color="auto"/>
-                </w:tcBorders>
-              </w:tcPr>
-            </w:tcPrChange>
           </w:tcPr>
           <w:p>
             <w:pPr>
               <w:ind w:left="144" w:hanging="144"/>
               <w:rPr>
-                <w:ins w:id="460" w:author="Anna Seaman" w:date="2026-08-07T15:49:00Z" w16du:dateUtc="2026-08-07T20:49:00Z"/>
                 <w:bCs/>
                 <w:color w:val="000000"/>
               </w:rPr>
-              <w:pPrChange w:id="461" w:author="Anna Seaman" w:date="2026-08-07T20:21:00Z" w16du:dateUtc="2026-08-08T01:21:00Z">
-                <w:pPr/>
-              </w:pPrChange>
             </w:pPr>
           </w:p>
         </w:tc>
@@ -1452,133 +777,80 @@
           <w:tab w:val="left" w:pos="3755"/>
         </w:tabs>
         <w:rPr>
-          <w:ins w:id="462" w:author="Anna Seaman" w:date="2026-08-07T15:49:00Z" w16du:dateUtc="2026-08-07T20:49:00Z"/>
           <w:bCs/>
           <w:color w:val="000000"/>
           <w:sz w:val="20"/>
           <w:szCs w:val="20"/>
-          <w:rPrChange w:id="463" w:author="Anna Seaman" w:date="2026-08-10T17:59:00Z" w16du:dateUtc="2026-08-10T22:59:00Z">
-            <w:rPr>
-              <w:ins w:id="464" w:author="Anna Seaman" w:date="2026-08-07T15:49:00Z" w16du:dateUtc="2026-08-07T20:49:00Z"/>
-              <w:bCs/>
-              <w:color w:val="000000"/>
-            </w:rPr>
-          </w:rPrChange>
         </w:rPr>
       </w:pPr>
-      <w:ins w:id="465" w:author="Anna Seaman" w:date="2026-08-07T15:49:00Z" w16du:dateUtc="2026-08-07T20:49:00Z">
-        <w:r>
-          <w:rPr>
-            <w:rFonts w:ascii="Aptos" w:hAnsi="Aptos" w:eastAsia="Aptos" w:cs="Aptos"/>
-            <w:color w:val="000000"/>
-            <w:sz w:val="20"/>
-            <w:szCs w:val="20"/>
-            <w:rPrChange w:id="466" w:author="Anna Seaman" w:date="2026-08-10T17:59:00Z" w16du:dateUtc="2026-08-10T22:59:00Z">
-              <w:rPr>
-                <w:color w:val="000000"/>
-              </w:rPr>
-            </w:rPrChange>
-          </w:rPr>
-          <w:t>0 = not performed</w:t>
-        </w:r>
-      </w:ins>
-      <w:bookmarkStart w:id="467" w:name="_Hlk222415029"/>
-      <w:ins w:id="468" w:author="Anna Seaman" w:date="2026-08-11T11:05:00Z" w16du:dateUtc="2026-08-11T16:05:00Z">
-        <w:r>
-          <w:rPr>
-            <w:rFonts w:ascii="Aptos" w:hAnsi="Aptos" w:eastAsia="Aptos" w:cs="Aptos"/>
-            <w:color w:val="000000"/>
-            <w:sz w:val="20"/>
-            <w:szCs w:val="20"/>
-          </w:rPr>
-          <w:t xml:space="preserve"> or dangerous</w:t>
-        </w:r>
-      </w:ins>
-      <w:ins w:id="469" w:author="Anna Seaman" w:date="2026-08-07T15:49:00Z" w16du:dateUtc="2026-08-07T20:49:00Z">
-        <w:r>
-          <w:rPr>
-            <w:rFonts w:ascii="Aptos" w:hAnsi="Aptos" w:eastAsia="Aptos" w:cs="Aptos"/>
-            <w:color w:val="000000"/>
-            <w:sz w:val="20"/>
-            <w:szCs w:val="20"/>
-            <w:rPrChange w:id="470" w:author="Anna Seaman" w:date="2026-08-10T17:59:00Z" w16du:dateUtc="2026-08-10T22:59:00Z">
-              <w:rPr>
-                <w:color w:val="000000"/>
-              </w:rPr>
-            </w:rPrChange>
-          </w:rPr>
-          <w:t xml:space="preserve">; 1 = inadequate; 2 = </w:t>
-        </w:r>
-        <w:bookmarkStart w:id="471" w:name="_Hlk222480168"/>
-        <w:bookmarkStart w:id="472" w:name="_Hlk222480202"/>
-        <w:r>
-          <w:rPr>
-            <w:rFonts w:ascii="Aptos" w:hAnsi="Aptos" w:eastAsia="Aptos" w:cs="Aptos"/>
-            <w:bCs/>
-            <w:color w:val="000000"/>
-            <w:sz w:val="20"/>
-            <w:szCs w:val="20"/>
-            <w:rPrChange w:id="473" w:author="Anna Seaman" w:date="2026-08-10T17:59:00Z" w16du:dateUtc="2026-08-10T22:59:00Z">
-              <w:rPr>
-                <w:bCs/>
-                <w:color w:val="000000"/>
-              </w:rPr>
-            </w:rPrChange>
-          </w:rPr>
-          <w:t>minimum standard of care or above</w:t>
-        </w:r>
-        <w:bookmarkEnd w:id="471"/>
-        <w:r>
-          <w:rPr>
-            <w:rFonts w:ascii="Aptos" w:hAnsi="Aptos" w:eastAsia="Aptos" w:cs="Aptos"/>
-            <w:bCs/>
-            <w:color w:val="000000"/>
-            <w:sz w:val="20"/>
-            <w:szCs w:val="20"/>
-            <w:rPrChange w:id="474" w:author="Anna Seaman" w:date="2026-08-10T17:59:00Z" w16du:dateUtc="2026-08-10T22:59:00Z">
-              <w:rPr>
-                <w:bCs/>
-                <w:color w:val="000000"/>
-              </w:rPr>
-            </w:rPrChange>
-          </w:rPr>
-          <w:t>.</w:t>
-        </w:r>
-        <w:bookmarkEnd w:id="472"/>
-      </w:ins>
+      <w:r>
+        <w:rPr>
+          <w:rFonts w:ascii="Aptos" w:hAnsi="Aptos" w:eastAsia="Aptos" w:cs="Aptos"/>
+          <w:color w:val="000000"/>
+          <w:sz w:val="20"/>
+          <w:szCs w:val="20"/>
+        </w:rPr>
+        <w:t>0 = not performed</w:t>
+      </w:r>
+      <w:bookmarkStart w:id="12" w:name="_Hlk222415029"/>
+      <w:r>
+        <w:rPr>
+          <w:rFonts w:ascii="Aptos" w:hAnsi="Aptos" w:eastAsia="Aptos" w:cs="Aptos"/>
+          <w:color w:val="000000"/>
+          <w:sz w:val="20"/>
+          <w:szCs w:val="20"/>
+        </w:rPr>
+        <w:t xml:space="preserve"> or dangerous</w:t>
+      </w:r>
+      <w:r>
+        <w:rPr>
+          <w:rFonts w:ascii="Aptos" w:hAnsi="Aptos" w:eastAsia="Aptos" w:cs="Aptos"/>
+          <w:color w:val="000000"/>
+          <w:sz w:val="20"/>
+          <w:szCs w:val="20"/>
+        </w:rPr>
+        <w:t xml:space="preserve">; 1 = inadequate; 2 = </w:t>
+      </w:r>
+      <w:bookmarkStart w:id="13" w:name="_Hlk222480168"/>
+      <w:bookmarkStart w:id="14" w:name="_Hlk222480202"/>
+      <w:r>
+        <w:rPr>
+          <w:rFonts w:ascii="Aptos" w:hAnsi="Aptos" w:eastAsia="Aptos" w:cs="Aptos"/>
+          <w:bCs/>
+          <w:color w:val="000000"/>
+          <w:sz w:val="20"/>
+          <w:szCs w:val="20"/>
+        </w:rPr>
+        <w:t>minimum standard of care or above</w:t>
+      </w:r>
+      <w:bookmarkEnd w:id="13"/>
+      <w:r>
+        <w:rPr>
+          <w:rFonts w:ascii="Aptos" w:hAnsi="Aptos" w:eastAsia="Aptos" w:cs="Aptos"/>
+          <w:bCs/>
+          <w:color w:val="000000"/>
+          <w:sz w:val="20"/>
+          <w:szCs w:val="20"/>
+        </w:rPr>
+        <w:t>.</w:t>
+      </w:r>
+      <w:bookmarkEnd w:id="14"/>
     </w:p>
     <w:p>
       <w:pPr>
         <w:rPr>
           <w:bCs/>
           <w:color w:val="000000"/>
-          <w:rPrChange w:id="476" w:author="Anna Seaman" w:date="2026-08-10T12:47:00Z" w16du:dateUtc="2026-08-10T17:47:00Z">
-            <w:rPr>
-              <w:color w:val="000000"/>
-            </w:rPr>
-          </w:rPrChange>
         </w:rPr>
-        <w:pPrChange w:id="477" w:author="Anna Seaman" w:date="2026-08-10T12:47:00Z" w16du:dateUtc="2026-08-10T17:47:00Z">
-          <w:pPr>
-            <w:spacing w:line="480" w:lineRule="auto"/>
-          </w:pPr>
-        </w:pPrChange>
-      </w:pPr>
-      <w:ins w:id="478" w:author="Anna Seaman" w:date="2026-08-07T15:49:00Z" w16du:dateUtc="2026-08-07T20:49:00Z">
-        <w:r>
-          <w:rPr>
-            <w:rFonts w:ascii="Aptos" w:hAnsi="Aptos" w:eastAsia="Aptos" w:cs="Aptos"/>
-            <w:bCs/>
-            <w:color w:val="000000"/>
-            <w:rPrChange w:id="479" w:author="Anna Seaman" w:date="2026-08-10T12:47:00Z" w16du:dateUtc="2026-08-10T17:47:00Z">
-              <w:rPr>
-                <w:color w:val="000000"/>
-              </w:rPr>
-            </w:rPrChange>
-          </w:rPr>
-          <w:t>Other comments:</w:t>
-        </w:r>
-      </w:ins>
+      </w:pPr>
+      <w:r>
+        <w:rPr>
+          <w:rFonts w:ascii="Aptos" w:hAnsi="Aptos" w:eastAsia="Aptos" w:cs="Aptos"/>
+          <w:bCs/>
+          <w:color w:val="000000"/>
+        </w:rPr>
+        <w:t>Other comments:</w:t>
+      </w:r>
     </w:p>
     <w:sectPr>
       <w:footerReference w:type="even" r:id="rId8"/>
@@ -1594,7 +866,7 @@
 </file>
 
 <file path=word/endnotes.xml><?xml version="1.0" encoding="utf-8"?>
-<w:endnotes xmlns:wpc="http://schemas.microsoft.com/office/word/2010/wordprocessingCanvas" xmlns:cx="http://schemas.microsoft.com/office/drawing/2014/chartex" xmlns:cx1="http://schemas.microsoft.com/office/drawing/2015/9/8/chartex" xmlns:cx2="http://schemas.microsoft.com/office/drawing/2015/10/21/chartex" xmlns:cx3="http://schemas.microsoft.com/office/drawing/2016/5/9/chartex" xmlns:cx4="http://schemas.microsoft.com/office/drawing/2016/5/10/chartex" xmlns:cx5="http://schemas.microsoft.com/office/drawing/2016/5/11/chartex" xmlns:cx6="http://schemas.microsoft.com/office/drawing/2016/5/12/chartex" xmlns:cx7="http://schemas.microsoft.com/office/drawing/2016/5/13/chartex" xmlns:cx8="http://schemas.microsoft.com/office/drawing/2016/5/14/chartex" xmlns:mc="http://schemas.openxmlformats.org/markup-compatibility/2006" xmlns:aink="http://schemas.microsoft.com/office/drawing/2016/ink" xmlns:am3d="http://schemas.microsoft.com/office/drawing/2017/model3d" xmlns:o="urn:schemas-microsoft-com:office:office" xmlns:oel="http://schemas.microsoft.com/office/2019/extlst" xmlns:r="http://schemas.openxmlformats.org/officeDocument/2006/relationships" xmlns:m="http://schemas.openxmlformats.org/officeDocument/2006/math" xmlns:v="urn:schemas-microsoft-com:vml" xmlns:wp14="http://schemas.microsoft.com/office/word/2010/wordprocessingDrawing" xmlns:wp="http://schemas.openxmlformats.org/drawingml/2006/wordprocessingDrawing" xmlns:w10="urn:schemas-microsoft-com:office:word" xmlns:w="http://schemas.openxmlformats.org/wordprocessingml/2006/main" xmlns:w14="http://schemas.microsoft.com/office/word/2010/wordml" xmlns:w15="http://schemas.microsoft.com/office/word/2012/wordml" xmlns:w16cei="http://schemas.microsoft.com/office/word/2026/wordml/cei" xmlns:w16cex="http://schemas.microsoft.com/office/word/2018/wordml/cex" xmlns:w16cid="http://schemas.microsoft.com/office/word/2016/wordml/cid" xmlns:w16="http://schemas.microsoft.com/office/word/2018/wordml" xmlns:w16du="http://schemas.microsoft.com/office/word/2023/wordml/word16du" xmlns:w16sdtdh="http://schemas.microsoft.com/office/word/2020/wordml/sdtdatahash" xmlns:w16sdtfl="http://schemas.microsoft.com/office/word/2024/wordml/sdtformatlock" xmlns:w16se="http://schemas.microsoft.com/office/word/2015/wordml/symex" xmlns:wpg="http://schemas.microsoft.com/office/word/2010/wordprocessingGroup" xmlns:wpi="http://schemas.microsoft.com/office/word/2010/wordprocessingInk" xmlns:wne="http://schemas.microsoft.com/office/word/2006/wordml" xmlns:wps="http://schemas.microsoft.com/office/word/2010/wordprocessingShape" mc:Ignorable="w14 w15 w16se w16cid w16 w16cex w16sdtdh w16sdtfl w16du wp14">
+<w:endnotes xmlns:wpc="http://schemas.microsoft.com/office/word/2010/wordprocessingCanvas" xmlns:cx="http://schemas.microsoft.com/office/drawing/2014/chartex" xmlns:cx1="http://schemas.microsoft.com/office/drawing/2015/9/8/chartex" xmlns:cx2="http://schemas.microsoft.com/office/drawing/2015/10/21/chartex" xmlns:cx3="http://schemas.microsoft.com/office/drawing/2016/5/9/chartex" xmlns:cx4="http://schemas.microsoft.com/office/drawing/2016/5/10/chartex" xmlns:cx5="http://schemas.microsoft.com/office/drawing/2016/5/11/chartex" xmlns:cx6="http://schemas.microsoft.com/office/drawing/2016/5/12/chartex" xmlns:cx7="http://schemas.microsoft.com/office/drawing/2016/5/13/chartex" xmlns:cx8="http://schemas.microsoft.com/office/drawing/2016/5/14/chartex" xmlns:mc="http://schemas.openxmlformats.org/markup-compatibility/2006" xmlns:aink="http://schemas.microsoft.com/office/drawing/2016/ink" xmlns:am3d="http://schemas.microsoft.com/office/drawing/2017/model3d" xmlns:o="urn:schemas-microsoft-com:office:office" xmlns:oel="http://schemas.microsoft.com/office/2019/extlst" xmlns:r="http://schemas.openxmlformats.org/officeDocument/2006/relationships" xmlns:m="http://schemas.openxmlformats.org/officeDocument/2006/math" xmlns:v="urn:schemas-microsoft-com:vml" xmlns:wp14="http://schemas.microsoft.com/office/word/2010/wordprocessingDrawing" xmlns:wp="http://schemas.openxmlformats.org/drawingml/2006/wordprocessingDrawing" xmlns:w10="urn:schemas-microsoft-com:office:word" xmlns:w="http://schemas.openxmlformats.org/wordprocessingml/2006/main" xmlns:w14="http://schemas.microsoft.com/office/word/2010/wordml" xmlns:w15="http://schemas.microsoft.com/office/word/2012/wordml" xmlns:w16cex="http://schemas.microsoft.com/office/word/2018/wordml/cex" xmlns:w16cid="http://schemas.microsoft.com/office/word/2016/wordml/cid" xmlns:w16="http://schemas.microsoft.com/office/word/2018/wordml" xmlns:w16du="http://schemas.microsoft.com/office/word/2023/wordml/word16du" xmlns:w16sdtdh="http://schemas.microsoft.com/office/word/2020/wordml/sdtdatahash" xmlns:w16sdtfl="http://schemas.microsoft.com/office/word/2024/wordml/sdtformatlock" xmlns:w16se="http://schemas.microsoft.com/office/word/2015/wordml/symex" xmlns:wpg="http://schemas.microsoft.com/office/word/2010/wordprocessingGroup" xmlns:wpi="http://schemas.microsoft.com/office/word/2010/wordprocessingInk" xmlns:wne="http://schemas.microsoft.com/office/word/2006/wordml" xmlns:wps="http://schemas.microsoft.com/office/word/2010/wordprocessingShape" mc:Ignorable="w14 w15 w16se w16cid w16 w16cex w16sdtdh w16sdtfl w16du wp14">
   <w:endnote w:type="separator" w:id="-1">
     <w:p>
       <w:r>
@@ -1613,7 +885,7 @@
 </file>
 
 <file path=word/footer1.xml><?xml version="1.0" encoding="utf-8"?>
-<w:ftr xmlns:wpc="http://schemas.microsoft.com/office/word/2010/wordprocessingCanvas" xmlns:cx="http://schemas.microsoft.com/office/drawing/2014/chartex" xmlns:cx1="http://schemas.microsoft.com/office/drawing/2015/9/8/chartex" xmlns:cx2="http://schemas.microsoft.com/office/drawing/2015/10/21/chartex" xmlns:cx3="http://schemas.microsoft.com/office/drawing/2016/5/9/chartex" xmlns:cx4="http://schemas.microsoft.com/office/drawing/2016/5/10/chartex" xmlns:cx5="http://schemas.microsoft.com/office/drawing/2016/5/11/chartex" xmlns:cx6="http://schemas.microsoft.com/office/drawing/2016/5/12/chartex" xmlns:cx7="http://schemas.microsoft.com/office/drawing/2016/5/13/chartex" xmlns:cx8="http://schemas.microsoft.com/office/drawing/2016/5/14/chartex" xmlns:mc="http://schemas.openxmlformats.org/markup-compatibility/2006" xmlns:aink="http://schemas.microsoft.com/office/drawing/2016/ink" xmlns:am3d="http://schemas.microsoft.com/office/drawing/2017/model3d" xmlns:o="urn:schemas-microsoft-com:office:office" xmlns:oel="http://schemas.microsoft.com/office/2019/extlst" xmlns:r="http://schemas.openxmlformats.org/officeDocument/2006/relationships" xmlns:m="http://schemas.openxmlformats.org/officeDocument/2006/math" xmlns:v="urn:schemas-microsoft-com:vml" xmlns:wp14="http://schemas.microsoft.com/office/word/2010/wordprocessingDrawing" xmlns:wp="http://schemas.openxmlformats.org/drawingml/2006/wordprocessingDrawing" xmlns:w10="urn:schemas-microsoft-com:office:word" xmlns:w="http://schemas.openxmlformats.org/wordprocessingml/2006/main" xmlns:w14="http://schemas.microsoft.com/office/word/2010/wordml" xmlns:w15="http://schemas.microsoft.com/office/word/2012/wordml" xmlns:w16cei="http://schemas.microsoft.com/office/word/2026/wordml/cei" xmlns:w16cex="http://schemas.microsoft.com/office/word/2018/wordml/cex" xmlns:w16cid="http://schemas.microsoft.com/office/word/2016/wordml/cid" xmlns:w16="http://schemas.microsoft.com/office/word/2018/wordml" xmlns:w16du="http://schemas.microsoft.com/office/word/2023/wordml/word16du" xmlns:w16sdtdh="http://schemas.microsoft.com/office/word/2020/wordml/sdtdatahash" xmlns:w16sdtfl="http://schemas.microsoft.com/office/word/2024/wordml/sdtformatlock" xmlns:w16se="http://schemas.microsoft.com/office/word/2015/wordml/symex" xmlns:wpg="http://schemas.microsoft.com/office/word/2010/wordprocessingGroup" xmlns:wpi="http://schemas.microsoft.com/office/word/2010/wordprocessingInk" xmlns:wne="http://schemas.microsoft.com/office/word/2006/wordml" xmlns:wps="http://schemas.microsoft.com/office/word/2010/wordprocessingShape" mc:Ignorable="w14 w15 w16se w16cid w16 w16cex w16sdtdh w16sdtfl w16du wp14">
+<w:ftr xmlns:wpc="http://schemas.microsoft.com/office/word/2010/wordprocessingCanvas" xmlns:cx="http://schemas.microsoft.com/office/drawing/2014/chartex" xmlns:cx1="http://schemas.microsoft.com/office/drawing/2015/9/8/chartex" xmlns:cx2="http://schemas.microsoft.com/office/drawing/2015/10/21/chartex" xmlns:cx3="http://schemas.microsoft.com/office/drawing/2016/5/9/chartex" xmlns:cx4="http://schemas.microsoft.com/office/drawing/2016/5/10/chartex" xmlns:cx5="http://schemas.microsoft.com/office/drawing/2016/5/11/chartex" xmlns:cx6="http://schemas.microsoft.com/office/drawing/2016/5/12/chartex" xmlns:cx7="http://schemas.microsoft.com/office/drawing/2016/5/13/chartex" xmlns:cx8="http://schemas.microsoft.com/office/drawing/2016/5/14/chartex" xmlns:mc="http://schemas.openxmlformats.org/markup-compatibility/2006" xmlns:aink="http://schemas.microsoft.com/office/drawing/2016/ink" xmlns:am3d="http://schemas.microsoft.com/office/drawing/2017/model3d" xmlns:o="urn:schemas-microsoft-com:office:office" xmlns:oel="http://schemas.microsoft.com/office/2019/extlst" xmlns:r="http://schemas.openxmlformats.org/officeDocument/2006/relationships" xmlns:m="http://schemas.openxmlformats.org/officeDocument/2006/math" xmlns:v="urn:schemas-microsoft-com:vml" xmlns:wp14="http://schemas.microsoft.com/office/word/2010/wordprocessingDrawing" xmlns:wp="http://schemas.openxmlformats.org/drawingml/2006/wordprocessingDrawing" xmlns:w10="urn:schemas-microsoft-com:office:word" xmlns:w="http://schemas.openxmlformats.org/wordprocessingml/2006/main" xmlns:w14="http://schemas.microsoft.com/office/word/2010/wordml" xmlns:w15="http://schemas.microsoft.com/office/word/2012/wordml" xmlns:w16cex="http://schemas.microsoft.com/office/word/2018/wordml/cex" xmlns:w16cid="http://schemas.microsoft.com/office/word/2016/wordml/cid" xmlns:w16="http://schemas.microsoft.com/office/word/2018/wordml" xmlns:w16du="http://schemas.microsoft.com/office/word/2023/wordml/word16du" xmlns:w16sdtdh="http://schemas.microsoft.com/office/word/2020/wordml/sdtdatahash" xmlns:w16sdtfl="http://schemas.microsoft.com/office/word/2024/wordml/sdtformatlock" xmlns:w16se="http://schemas.microsoft.com/office/word/2015/wordml/symex" xmlns:wpg="http://schemas.microsoft.com/office/word/2010/wordprocessingGroup" xmlns:wpi="http://schemas.microsoft.com/office/word/2010/wordprocessingInk" xmlns:wne="http://schemas.microsoft.com/office/word/2006/wordml" xmlns:wps="http://schemas.microsoft.com/office/word/2010/wordprocessingShape" mc:Ignorable="w14 w15 w16se w16cid w16 w16cex w16sdtdh w16sdtfl w16du wp14">
   <w:sdt>
     <w:sdtPr>
       <w:rPr>
@@ -1684,7 +956,7 @@
 </file>
 
 <file path=word/footer2.xml><?xml version="1.0" encoding="utf-8"?>
-<w:ftr xmlns:wpc="http://schemas.microsoft.com/office/word/2010/wordprocessingCanvas" xmlns:cx="http://schemas.microsoft.com/office/drawing/2014/chartex" xmlns:cx1="http://schemas.microsoft.com/office/drawing/2015/9/8/chartex" xmlns:cx2="http://schemas.microsoft.com/office/drawing/2015/10/21/chartex" xmlns:cx3="http://schemas.microsoft.com/office/drawing/2016/5/9/chartex" xmlns:cx4="http://schemas.microsoft.com/office/drawing/2016/5/10/chartex" xmlns:cx5="http://schemas.microsoft.com/office/drawing/2016/5/11/chartex" xmlns:cx6="http://schemas.microsoft.com/office/drawing/2016/5/12/chartex" xmlns:cx7="http://schemas.microsoft.com/office/drawing/2016/5/13/chartex" xmlns:cx8="http://schemas.microsoft.com/office/drawing/2016/5/14/chartex" xmlns:mc="http://schemas.openxmlformats.org/markup-compatibility/2006" xmlns:aink="http://schemas.microsoft.com/office/drawing/2016/ink" xmlns:am3d="http://schemas.microsoft.com/office/drawing/2017/model3d" xmlns:o="urn:schemas-microsoft-com:office:office" xmlns:oel="http://schemas.microsoft.com/office/2019/extlst" xmlns:r="http://schemas.openxmlformats.org/officeDocument/2006/relationships" xmlns:m="http://schemas.openxmlformats.org/officeDocument/2006/math" xmlns:v="urn:schemas-microsoft-com:vml" xmlns:wp14="http://schemas.microsoft.com/office/word/2010/wordprocessingDrawing" xmlns:wp="http://schemas.openxmlformats.org/drawingml/2006/wordprocessingDrawing" xmlns:w10="urn:schemas-microsoft-com:office:word" xmlns:w="http://schemas.openxmlformats.org/wordprocessingml/2006/main" xmlns:w14="http://schemas.microsoft.com/office/word/2010/wordml" xmlns:w15="http://schemas.microsoft.com/office/word/2012/wordml" xmlns:w16cei="http://schemas.microsoft.com/office/word/2026/wordml/cei" xmlns:w16cex="http://schemas.microsoft.com/office/word/2018/wordml/cex" xmlns:w16cid="http://schemas.microsoft.com/office/word/2016/wordml/cid" xmlns:w16="http://schemas.microsoft.com/office/word/2018/wordml" xmlns:w16du="http://schemas.microsoft.com/office/word/2023/wordml/word16du" xmlns:w16sdtdh="http://schemas.microsoft.com/office/word/2020/wordml/sdtdatahash" xmlns:w16sdtfl="http://schemas.microsoft.com/office/word/2024/wordml/sdtformatlock" xmlns:w16se="http://schemas.microsoft.com/office/word/2015/wordml/symex" xmlns:wpg="http://schemas.microsoft.com/office/word/2010/wordprocessingGroup" xmlns:wpi="http://schemas.microsoft.com/office/word/2010/wordprocessingInk" xmlns:wne="http://schemas.microsoft.com/office/word/2006/wordml" xmlns:wps="http://schemas.microsoft.com/office/word/2010/wordprocessingShape" mc:Ignorable="w14 w15 w16se w16cid w16 w16cex w16sdtdh w16sdtfl w16du wp14">
+<w:ftr xmlns:wpc="http://schemas.microsoft.com/office/word/2010/wordprocessingCanvas" xmlns:cx="http://schemas.microsoft.com/office/drawing/2014/chartex" xmlns:cx1="http://schemas.microsoft.com/office/drawing/2015/9/8/chartex" xmlns:cx2="http://schemas.microsoft.com/office/drawing/2015/10/21/chartex" xmlns:cx3="http://schemas.microsoft.com/office/drawing/2016/5/9/chartex" xmlns:cx4="http://schemas.microsoft.com/office/drawing/2016/5/10/chartex" xmlns:cx5="http://schemas.microsoft.com/office/drawing/2016/5/11/chartex" xmlns:cx6="http://schemas.microsoft.com/office/drawing/2016/5/12/chartex" xmlns:cx7="http://schemas.microsoft.com/office/drawing/2016/5/13/chartex" xmlns:cx8="http://schemas.microsoft.com/office/drawing/2016/5/14/chartex" xmlns:mc="http://schemas.openxmlformats.org/markup-compatibility/2006" xmlns:aink="http://schemas.microsoft.com/office/drawing/2016/ink" xmlns:am3d="http://schemas.microsoft.com/office/drawing/2017/model3d" xmlns:o="urn:schemas-microsoft-com:office:office" xmlns:oel="http://schemas.microsoft.com/office/2019/extlst" xmlns:r="http://schemas.openxmlformats.org/officeDocument/2006/relationships" xmlns:m="http://schemas.openxmlformats.org/officeDocument/2006/math" xmlns:v="urn:schemas-microsoft-com:vml" xmlns:wp14="http://schemas.microsoft.com/office/word/2010/wordprocessingDrawing" xmlns:wp="http://schemas.openxmlformats.org/drawingml/2006/wordprocessingDrawing" xmlns:w10="urn:schemas-microsoft-com:office:word" xmlns:w="http://schemas.openxmlformats.org/wordprocessingml/2006/main" xmlns:w14="http://schemas.microsoft.com/office/word/2010/wordml" xmlns:w15="http://schemas.microsoft.com/office/word/2012/wordml" xmlns:w16cex="http://schemas.microsoft.com/office/word/2018/wordml/cex" xmlns:w16cid="http://schemas.microsoft.com/office/word/2016/wordml/cid" xmlns:w16="http://schemas.microsoft.com/office/word/2018/wordml" xmlns:w16du="http://schemas.microsoft.com/office/word/2023/wordml/word16du" xmlns:w16sdtdh="http://schemas.microsoft.com/office/word/2020/wordml/sdtdatahash" xmlns:w16sdtfl="http://schemas.microsoft.com/office/word/2024/wordml/sdtformatlock" xmlns:w16se="http://schemas.microsoft.com/office/word/2015/wordml/symex" xmlns:wpg="http://schemas.microsoft.com/office/word/2010/wordprocessingGroup" xmlns:wpi="http://schemas.microsoft.com/office/word/2010/wordprocessingInk" xmlns:wne="http://schemas.microsoft.com/office/word/2006/wordml" xmlns:wps="http://schemas.microsoft.com/office/word/2010/wordprocessingShape" mc:Ignorable="w14 w15 w16se w16cid w16 w16cex w16sdtdh w16sdtfl w16du wp14">
   <w:p>
     <w:pPr>
       <w:spacing w:line="240" w:lineRule="auto" w:before="0" w:after="0"/>
@@ -1722,7 +994,7 @@
 </file>
 
 <file path=word/footnotes.xml><?xml version="1.0" encoding="utf-8"?>
-<w:footnotes xmlns:wpc="http://schemas.microsoft.com/office/word/2010/wordprocessingCanvas" xmlns:cx="http://schemas.microsoft.com/office/drawing/2014/chartex" xmlns:cx1="http://schemas.microsoft.com/office/drawing/2015/9/8/chartex" xmlns:cx2="http://schemas.microsoft.com/office/drawing/2015/10/21/chartex" xmlns:cx3="http://schemas.microsoft.com/office/drawing/2016/5/9/chartex" xmlns:cx4="http://schemas.microsoft.com/office/drawing/2016/5/10/chartex" xmlns:cx5="http://schemas.microsoft.com/office/drawing/2016/5/11/chartex" xmlns:cx6="http://schemas.microsoft.com/office/drawing/2016/5/12/chartex" xmlns:cx7="http://schemas.microsoft.com/office/drawing/2016/5/13/chartex" xmlns:cx8="http://schemas.microsoft.com/office/drawing/2016/5/14/chartex" xmlns:mc="http://schemas.openxmlformats.org/markup-compatibility/2006" xmlns:aink="http://schemas.microsoft.com/office/drawing/2016/ink" xmlns:am3d="http://schemas.microsoft.com/office/drawing/2017/model3d" xmlns:o="urn:schemas-microsoft-com:office:office" xmlns:oel="http://schemas.microsoft.com/office/2019/extlst" xmlns:r="http://schemas.openxmlformats.org/officeDocument/2006/relationships" xmlns:m="http://schemas.openxmlformats.org/officeDocument/2006/math" xmlns:v="urn:schemas-microsoft-com:vml" xmlns:wp14="http://schemas.microsoft.com/office/word/2010/wordprocessingDrawing" xmlns:wp="http://schemas.openxmlformats.org/drawingml/2006/wordprocessingDrawing" xmlns:w10="urn:schemas-microsoft-com:office:word" xmlns:w="http://schemas.openxmlformats.org/wordprocessingml/2006/main" xmlns:w14="http://schemas.microsoft.com/office/word/2010/wordml" xmlns:w15="http://schemas.microsoft.com/office/word/2012/wordml" xmlns:w16cei="http://schemas.microsoft.com/office/word/2026/wordml/cei" xmlns:w16cex="http://schemas.microsoft.com/office/word/2018/wordml/cex" xmlns:w16cid="http://schemas.microsoft.com/office/word/2016/wordml/cid" xmlns:w16="http://schemas.microsoft.com/office/word/2018/wordml" xmlns:w16du="http://schemas.microsoft.com/office/word/2023/wordml/word16du" xmlns:w16sdtdh="http://schemas.microsoft.com/office/word/2020/wordml/sdtdatahash" xmlns:w16sdtfl="http://schemas.microsoft.com/office/word/2024/wordml/sdtformatlock" xmlns:w16se="http://schemas.microsoft.com/office/word/2015/wordml/symex" xmlns:wpg="http://schemas.microsoft.com/office/word/2010/wordprocessingGroup" xmlns:wpi="http://schemas.microsoft.com/office/word/2010/wordprocessingInk" xmlns:wne="http://schemas.microsoft.com/office/word/2006/wordml" xmlns:wps="http://schemas.microsoft.com/office/word/2010/wordprocessingShape" mc:Ignorable="w14 w15 w16se w16cid w16 w16cex w16sdtdh w16sdtfl w16du wp14">
+<w:footnotes xmlns:wpc="http://schemas.microsoft.com/office/word/2010/wordprocessingCanvas" xmlns:cx="http://schemas.microsoft.com/office/drawing/2014/chartex" xmlns:cx1="http://schemas.microsoft.com/office/drawing/2015/9/8/chartex" xmlns:cx2="http://schemas.microsoft.com/office/drawing/2015/10/21/chartex" xmlns:cx3="http://schemas.microsoft.com/office/drawing/2016/5/9/chartex" xmlns:cx4="http://schemas.microsoft.com/office/drawing/2016/5/10/chartex" xmlns:cx5="http://schemas.microsoft.com/office/drawing/2016/5/11/chartex" xmlns:cx6="http://schemas.microsoft.com/office/drawing/2016/5/12/chartex" xmlns:cx7="http://schemas.microsoft.com/office/drawing/2016/5/13/chartex" xmlns:cx8="http://schemas.microsoft.com/office/drawing/2016/5/14/chartex" xmlns:mc="http://schemas.openxmlformats.org/markup-compatibility/2006" xmlns:aink="http://schemas.microsoft.com/office/drawing/2016/ink" xmlns:am3d="http://schemas.microsoft.com/office/drawing/2017/model3d" xmlns:o="urn:schemas-microsoft-com:office:office" xmlns:oel="http://schemas.microsoft.com/office/2019/extlst" xmlns:r="http://schemas.openxmlformats.org/officeDocument/2006/relationships" xmlns:m="http://schemas.openxmlformats.org/officeDocument/2006/math" xmlns:v="urn:schemas-microsoft-com:vml" xmlns:wp14="http://schemas.microsoft.com/office/word/2010/wordprocessingDrawing" xmlns:wp="http://schemas.openxmlformats.org/drawingml/2006/wordprocessingDrawing" xmlns:w10="urn:schemas-microsoft-com:office:word" xmlns:w="http://schemas.openxmlformats.org/wordprocessingml/2006/main" xmlns:w14="http://schemas.microsoft.com/office/word/2010/wordml" xmlns:w15="http://schemas.microsoft.com/office/word/2012/wordml" xmlns:w16cex="http://schemas.microsoft.com/office/word/2018/wordml/cex" xmlns:w16cid="http://schemas.microsoft.com/office/word/2016/wordml/cid" xmlns:w16="http://schemas.microsoft.com/office/word/2018/wordml" xmlns:w16du="http://schemas.microsoft.com/office/word/2023/wordml/word16du" xmlns:w16sdtdh="http://schemas.microsoft.com/office/word/2020/wordml/sdtdatahash" xmlns:w16sdtfl="http://schemas.microsoft.com/office/word/2024/wordml/sdtformatlock" xmlns:w16se="http://schemas.microsoft.com/office/word/2015/wordml/symex" xmlns:wpg="http://schemas.microsoft.com/office/word/2010/wordprocessingGroup" xmlns:wpi="http://schemas.microsoft.com/office/word/2010/wordprocessingInk" xmlns:wne="http://schemas.microsoft.com/office/word/2006/wordml" xmlns:wps="http://schemas.microsoft.com/office/word/2010/wordprocessingShape" mc:Ignorable="w14 w15 w16se w16cid w16 w16cex w16sdtdh w16sdtfl w16du wp14">
   <w:footnote w:type="separator" w:id="-1">
     <w:p>
       <w:r>
@@ -1741,7 +1013,7 @@
 </file>
 
 <file path=word/numbering.xml><?xml version="1.0" encoding="utf-8"?>
-<w:numbering xmlns:wpc="http://schemas.microsoft.com/office/word/2010/wordprocessingCanvas" xmlns:cx="http://schemas.microsoft.com/office/drawing/2014/chartex" xmlns:cx1="http://schemas.microsoft.com/office/drawing/2015/9/8/chartex" xmlns:cx2="http://schemas.microsoft.com/office/drawing/2015/10/21/chartex" xmlns:cx3="http://schemas.microsoft.com/office/drawing/2016/5/9/chartex" xmlns:cx4="http://schemas.microsoft.com/office/drawing/2016/5/10/chartex" xmlns:cx5="http://schemas.microsoft.com/office/drawing/2016/5/11/chartex" xmlns:cx6="http://schemas.microsoft.com/office/drawing/2016/5/12/chartex" xmlns:cx7="http://schemas.microsoft.com/office/drawing/2016/5/13/chartex" xmlns:cx8="http://schemas.microsoft.com/office/drawing/2016/5/14/chartex" xmlns:mc="http://schemas.openxmlformats.org/markup-compatibility/2006" xmlns:aink="http://schemas.microsoft.com/office/drawing/2016/ink" xmlns:am3d="http://schemas.microsoft.com/office/drawing/2017/model3d" xmlns:o="urn:schemas-microsoft-com:office:office" xmlns:oel="http://schemas.microsoft.com/office/2019/extlst" xmlns:r="http://schemas.openxmlformats.org/officeDocument/2006/relationships" xmlns:m="http://schemas.openxmlformats.org/officeDocument/2006/math" xmlns:v="urn:schemas-microsoft-com:vml" xmlns:wp14="http://schemas.microsoft.com/office/word/2010/wordprocessingDrawing" xmlns:wp="http://schemas.openxmlformats.org/drawingml/2006/wordprocessingDrawing" xmlns:w10="urn:schemas-microsoft-com:office:word" xmlns:w="http://schemas.openxmlformats.org/wordprocessingml/2006/main" xmlns:w14="http://schemas.microsoft.com/office/word/2010/wordml" xmlns:w15="http://schemas.microsoft.com/office/word/2012/wordml" xmlns:w16cei="http://schemas.microsoft.com/office/word/2026/wordml/cei" xmlns:w16cex="http://schemas.microsoft.com/office/word/2018/wordml/cex" xmlns:w16cid="http://schemas.microsoft.com/office/word/2016/wordml/cid" xmlns:w16="http://schemas.microsoft.com/office/word/2018/wordml" xmlns:w16du="http://schemas.microsoft.com/office/word/2023/wordml/word16du" xmlns:w16sdtdh="http://schemas.microsoft.com/office/word/2020/wordml/sdtdatahash" xmlns:w16sdtfl="http://schemas.microsoft.com/office/word/2024/wordml/sdtformatlock" xmlns:w16se="http://schemas.microsoft.com/office/word/2015/wordml/symex" xmlns:wpg="http://schemas.microsoft.com/office/word/2010/wordprocessingGroup" xmlns:wpi="http://schemas.microsoft.com/office/word/2010/wordprocessingInk" xmlns:wne="http://schemas.microsoft.com/office/word/2006/wordml" xmlns:wps="http://schemas.microsoft.com/office/word/2010/wordprocessingShape" mc:Ignorable="w14 w15 w16se w16cid w16 w16cex w16sdtdh w16sdtfl w16du wp14">
+<w:numbering xmlns:wpc="http://schemas.microsoft.com/office/word/2010/wordprocessingCanvas" xmlns:cx="http://schemas.microsoft.com/office/drawing/2014/chartex" xmlns:cx1="http://schemas.microsoft.com/office/drawing/2015/9/8/chartex" xmlns:cx2="http://schemas.microsoft.com/office/drawing/2015/10/21/chartex" xmlns:cx3="http://schemas.microsoft.com/office/drawing/2016/5/9/chartex" xmlns:cx4="http://schemas.microsoft.com/office/drawing/2016/5/10/chartex" xmlns:cx5="http://schemas.microsoft.com/office/drawing/2016/5/11/chartex" xmlns:cx6="http://schemas.microsoft.com/office/drawing/2016/5/12/chartex" xmlns:cx7="http://schemas.microsoft.com/office/drawing/2016/5/13/chartex" xmlns:cx8="http://schemas.microsoft.com/office/drawing/2016/5/14/chartex" xmlns:mc="http://schemas.openxmlformats.org/markup-compatibility/2006" xmlns:aink="http://schemas.microsoft.com/office/drawing/2016/ink" xmlns:am3d="http://schemas.microsoft.com/office/drawing/2017/model3d" xmlns:o="urn:schemas-microsoft-com:office:office" xmlns:oel="http://schemas.microsoft.com/office/2019/extlst" xmlns:r="http://schemas.openxmlformats.org/officeDocument/2006/relationships" xmlns:m="http://schemas.openxmlformats.org/officeDocument/2006/math" xmlns:v="urn:schemas-microsoft-com:vml" xmlns:wp14="http://schemas.microsoft.com/office/word/2010/wordprocessingDrawing" xmlns:wp="http://schemas.openxmlformats.org/drawingml/2006/wordprocessingDrawing" xmlns:w10="urn:schemas-microsoft-com:office:word" xmlns:w="http://schemas.openxmlformats.org/wordprocessingml/2006/main" xmlns:w14="http://schemas.microsoft.com/office/word/2010/wordml" xmlns:w15="http://schemas.microsoft.com/office/word/2012/wordml" xmlns:w16cex="http://schemas.microsoft.com/office/word/2018/wordml/cex" xmlns:w16cid="http://schemas.microsoft.com/office/word/2016/wordml/cid" xmlns:w16="http://schemas.microsoft.com/office/word/2018/wordml" xmlns:w16du="http://schemas.microsoft.com/office/word/2023/wordml/word16du" xmlns:w16sdtdh="http://schemas.microsoft.com/office/word/2020/wordml/sdtdatahash" xmlns:w16sdtfl="http://schemas.microsoft.com/office/word/2024/wordml/sdtformatlock" xmlns:w16se="http://schemas.microsoft.com/office/word/2015/wordml/symex" xmlns:wpg="http://schemas.microsoft.com/office/word/2010/wordprocessingGroup" xmlns:wpi="http://schemas.microsoft.com/office/word/2010/wordprocessingInk" xmlns:wne="http://schemas.microsoft.com/office/word/2006/wordml" xmlns:wps="http://schemas.microsoft.com/office/word/2010/wordprocessingShape" mc:Ignorable="w14 w15 w16se w16cid w16 w16cex w16sdtdh w16sdtfl w16du wp14">
   <w:abstractNum w:abstractNumId="0" w15:restartNumberingAfterBreak="0">
     <w:nsid w:val="F0FCBCBC"/>
     <w:multiLevelType w:val="hybridMultilevel"/>
@@ -7459,14 +6731,6 @@
   </w:num>
   <w:numIdMacAtCleanup w:val="53"/>
 </w:numbering>
-</file>
-
-<file path=word/people.xml><?xml version="1.0" encoding="utf-8"?>
-<w15:people xmlns:wpc="http://schemas.microsoft.com/office/word/2010/wordprocessingCanvas" xmlns:cx="http://schemas.microsoft.com/office/drawing/2014/chartex" xmlns:cx1="http://schemas.microsoft.com/office/drawing/2015/9/8/chartex" xmlns:cx2="http://schemas.microsoft.com/office/drawing/2015/10/21/chartex" xmlns:cx3="http://schemas.microsoft.com/office/drawing/2016/5/9/chartex" xmlns:cx4="http://schemas.microsoft.com/office/drawing/2016/5/10/chartex" xmlns:cx5="http://schemas.microsoft.com/office/drawing/2016/5/11/chartex" xmlns:cx6="http://schemas.microsoft.com/office/drawing/2016/5/12/chartex" xmlns:cx7="http://schemas.microsoft.com/office/drawing/2016/5/13/chartex" xmlns:cx8="http://schemas.microsoft.com/office/drawing/2016/5/14/chartex" xmlns:mc="http://schemas.openxmlformats.org/markup-compatibility/2006" xmlns:aink="http://schemas.microsoft.com/office/drawing/2016/ink" xmlns:am3d="http://schemas.microsoft.com/office/drawing/2017/model3d" xmlns:o="urn:schemas-microsoft-com:office:office" xmlns:oel="http://schemas.microsoft.com/office/2019/extlst" xmlns:r="http://schemas.openxmlformats.org/officeDocument/2006/relationships" xmlns:m="http://schemas.openxmlformats.org/officeDocument/2006/math" xmlns:v="urn:schemas-microsoft-com:vml" xmlns:wp14="http://schemas.microsoft.com/office/word/2010/wordprocessingDrawing" xmlns:wp="http://schemas.openxmlformats.org/drawingml/2006/wordprocessingDrawing" xmlns:w10="urn:schemas-microsoft-com:office:word" xmlns:w="http://schemas.openxmlformats.org/wordprocessingml/2006/main" xmlns:w14="http://schemas.microsoft.com/office/word/2010/wordml" xmlns:w15="http://schemas.microsoft.com/office/word/2012/wordml" xmlns:w16cei="http://schemas.microsoft.com/office/word/2026/wordml/cei" xmlns:w16cex="http://schemas.microsoft.com/office/word/2018/wordml/cex" xmlns:w16cid="http://schemas.microsoft.com/office/word/2016/wordml/cid" xmlns:w16="http://schemas.microsoft.com/office/word/2018/wordml" xmlns:w16du="http://schemas.microsoft.com/office/word/2023/wordml/word16du" xmlns:w16sdtdh="http://schemas.microsoft.com/office/word/2020/wordml/sdtdatahash" xmlns:w16sdtfl="http://schemas.microsoft.com/office/word/2024/wordml/sdtformatlock" xmlns:w16se="http://schemas.microsoft.com/office/word/2015/wordml/symex" xmlns:wpg="http://schemas.microsoft.com/office/word/2010/wordprocessingGroup" xmlns:wpi="http://schemas.microsoft.com/office/word/2010/wordprocessingInk" xmlns:wne="http://schemas.microsoft.com/office/word/2006/wordml" xmlns:wps="http://schemas.microsoft.com/office/word/2010/wordprocessingShape" mc:Ignorable="w14 w15 w16se w16cid w16 w16cex w16sdtdh w16sdtfl w16du wp14">
-  <w15:person w15:author="Anna Seaman">
-    <w15:presenceInfo w15:providerId="AD" w15:userId="S::AnnaS@hkusa.com::713ab380-bdda-4997-81d0-fa539102c996"/>
-  </w15:person>
-</w15:people>
 </file>
 
 <file path=word/styles.xml><?xml version="1.0" encoding="utf-8"?>
